--- a/asset/CV_Joni Syofian.docx
+++ b/asset/CV_Joni Syofian.docx
@@ -4,22 +4,15 @@
   <w:body>
     <w:p>
       <w:pPr>
-        <w:pStyle w:val="Title"/>
-        <w:spacing w:after="0"/>
+        <w:spacing w:after="20" w:line="276" w:lineRule="auto"/>
         <w:jc w:val="center"/>
+      </w:pPr>
+      <w:r>
         <w:rPr>
-          <w:rFonts w:asciiTheme="majorBidi" w:hAnsiTheme="majorBidi"/>
+          <w:rFonts w:ascii="Arial" w:hAnsi="Arial"/>
           <w:b/>
           <w:bCs/>
-          <w:sz w:val="36"/>
-          <w:szCs w:val="36"/>
-        </w:rPr>
-      </w:pPr>
-      <w:r>
-        <w:rPr>
-          <w:rFonts w:asciiTheme="majorBidi" w:hAnsiTheme="majorBidi"/>
-          <w:b/>
-          <w:bCs/>
+          <w:color w:val="1F4E79"/>
           <w:sz w:val="36"/>
           <w:szCs w:val="36"/>
         </w:rPr>
@@ -28,189 +21,167 @@
     </w:p>
     <w:p>
       <w:pPr>
+        <w:spacing w:after="110" w:line="276" w:lineRule="auto"/>
         <w:jc w:val="center"/>
-        <w:rPr>
-          <w:rFonts w:ascii="Times New Roman" w:hAnsi="Times New Roman" w:cs="Times New Roman"/>
-        </w:rPr>
-      </w:pPr>
-      <w:r>
-        <w:rPr>
-          <w:rFonts w:ascii="Times New Roman" w:hAnsi="Times New Roman" w:cs="Times New Roman"/>
-        </w:rPr>
-        <w:t>j</w:t>
-      </w:r>
-      <w:r>
-        <w:rPr>
-          <w:rFonts w:ascii="Times New Roman" w:hAnsi="Times New Roman" w:cs="Times New Roman"/>
-        </w:rPr>
-        <w:t>onisyofian14@gmail.com </w:t>
-      </w:r>
-      <w:r>
-        <w:rPr>
-          <w:rFonts w:ascii="Times New Roman" w:hAnsi="Times New Roman" w:cs="Times New Roman"/>
-        </w:rPr>
-        <w:t xml:space="preserve">| </w:t>
-      </w:r>
+      </w:pPr>
       <w:hyperlink r:id="rId8" w:history="1">
         <w:r>
           <w:rPr>
-            <w:rStyle w:val="Hyperlink"/>
-            <w:rFonts w:ascii="Times New Roman" w:hAnsi="Times New Roman" w:cs="Times New Roman"/>
+            <w:rFonts w:ascii="Arial" w:hAnsi="Arial"/>
+            <w:color w:val="0563C1"/>
+            <w:sz w:val="18"/>
+            <w:szCs w:val="18"/>
+            <w:u w:val="single"/>
+          </w:rPr>
+          <w:t>jonisyofian14@gmail.com</w:t>
+        </w:r>
+      </w:hyperlink>
+      <w:r>
+        <w:rPr>
+          <w:rFonts w:ascii="Arial" w:hAnsi="Arial"/>
+          <w:color w:val="595959"/>
+          <w:sz w:val="18"/>
+          <w:szCs w:val="18"/>
+        </w:rPr>
+        <w:t xml:space="preserve"> | </w:t>
+      </w:r>
+      <w:hyperlink r:id="rId9" w:history="1">
+        <w:r>
+          <w:rPr>
+            <w:rFonts w:ascii="Arial" w:hAnsi="Arial"/>
+            <w:color w:val="0563C1"/>
+            <w:sz w:val="18"/>
+            <w:szCs w:val="18"/>
+            <w:u w:val="single"/>
+          </w:rPr>
+          <w:t>+62 812 720 966 16</w:t>
+        </w:r>
+      </w:hyperlink>
+      <w:r>
+        <w:rPr>
+          <w:rFonts w:ascii="Arial" w:hAnsi="Arial"/>
+          <w:color w:val="595959"/>
+          <w:sz w:val="18"/>
+          <w:szCs w:val="18"/>
+        </w:rPr>
+        <w:t xml:space="preserve"> | </w:t>
+      </w:r>
+      <w:hyperlink r:id="rId10" w:history="1">
+        <w:r>
+          <w:rPr>
+            <w:rFonts w:ascii="Arial" w:hAnsi="Arial"/>
+            <w:color w:val="0563C1"/>
+            <w:sz w:val="18"/>
+            <w:szCs w:val="18"/>
+            <w:u w:val="single"/>
           </w:rPr>
           <w:t>LinkedIn</w:t>
         </w:r>
       </w:hyperlink>
       <w:r>
         <w:rPr>
-          <w:rStyle w:val="Hyperlink"/>
-          <w:rFonts w:ascii="Times New Roman" w:hAnsi="Times New Roman" w:cs="Times New Roman"/>
+          <w:rFonts w:ascii="Arial" w:hAnsi="Arial"/>
+          <w:color w:val="595959"/>
+          <w:sz w:val="18"/>
+          <w:szCs w:val="18"/>
         </w:rPr>
-        <w:t xml:space="preserve"> </w:t>
+        <w:t xml:space="preserve"> | </w:t>
       </w:r>
+      <w:hyperlink r:id="rId11" w:history="1">
+        <w:r>
+          <w:rPr>
+            <w:rFonts w:ascii="Arial" w:hAnsi="Arial"/>
+            <w:color w:val="0563C1"/>
+            <w:sz w:val="18"/>
+            <w:szCs w:val="18"/>
+            <w:u w:val="single"/>
+          </w:rPr>
+          <w:t>Portfolio</w:t>
+        </w:r>
+      </w:hyperlink>
+    </w:p>
+    <w:p>
+      <w:pPr>
+        <w:keepNext/>
+        <w:pBdr>
+          <w:bottom w:val="single" w:sz="6" w:space="1" w:color="D9E2F3"/>
+        </w:pBdr>
+        <w:spacing w:before="180" w:after="40" w:line="276" w:lineRule="auto"/>
+        <w:rPr>
+          <w:sz w:val="24"/>
+          <w:szCs w:val="24"/>
+        </w:rPr>
+      </w:pPr>
       <w:r>
         <w:rPr>
-          <w:rStyle w:val="Hyperlink"/>
-          <w:rFonts w:ascii="Times New Roman" w:hAnsi="Times New Roman" w:cs="Times New Roman"/>
+          <w:rFonts w:ascii="Arial" w:hAnsi="Arial"/>
+          <w:b/>
+          <w:bCs/>
+          <w:caps/>
+          <w:color w:val="1F4E79"/>
+          <w:sz w:val="24"/>
+          <w:szCs w:val="24"/>
         </w:rPr>
-        <w:t xml:space="preserve">| </w:t>
-      </w:r>
-      <w:r>
-        <w:rPr>
-          <w:rStyle w:val="Hyperlink"/>
-          <w:rFonts w:ascii="Times New Roman" w:hAnsi="Times New Roman" w:cs="Times New Roman"/>
-          <w:color w:val="auto"/>
-          <w:u w:val="none"/>
-        </w:rPr>
-        <w:t xml:space="preserve">*You can click any </w:t>
-      </w:r>
-      <w:r>
-        <w:rPr>
-          <w:rStyle w:val="Hyperlink"/>
-          <w:rFonts w:ascii="Times New Roman" w:hAnsi="Times New Roman" w:cs="Times New Roman"/>
-          <w:u w:val="none"/>
-        </w:rPr>
-        <w:t>blue text</w:t>
-      </w:r>
-      <w:r>
-        <w:rPr>
-          <w:rStyle w:val="Hyperlink"/>
-          <w:rFonts w:ascii="Times New Roman" w:hAnsi="Times New Roman" w:cs="Times New Roman"/>
-          <w:color w:val="auto"/>
-          <w:u w:val="none"/>
-        </w:rPr>
-        <w:t xml:space="preserve"> for details</w:t>
+        <w:t>PROFESSIONAL SUMMARY</w:t>
       </w:r>
     </w:p>
     <w:p>
       <w:pPr>
-        <w:pStyle w:val="Heading1"/>
+        <w:spacing w:after="90" w:line="276" w:lineRule="auto"/>
+        <w:jc w:val="both"/>
+      </w:pPr>
+      <w:r>
+        <w:rPr>
+          <w:rFonts w:ascii="Arial" w:hAnsi="Arial"/>
+          <w:color w:val="1F1F1F"/>
+        </w:rPr>
+        <w:t>Data Engineer / Technical Consultant with 3+ years of experience building and maintaining ETL pipelines, optimizing SQL queries, and improving data quality for reporting and analytics. Hands-on with Python, Impala, PostgreSQL, MySQL, HBase/Phoenix, Hive, PySpark, Power BI, and IBM DataStage. Experienced translating business requirements into reliable datasets, automations, dashboards, and validation processes for data-driven decision-making.</w:t>
+      </w:r>
+    </w:p>
+    <w:p>
+      <w:pPr>
+        <w:keepNext/>
         <w:pBdr>
-          <w:bottom w:val="single" w:sz="4" w:space="1" w:color="auto"/>
+          <w:bottom w:val="single" w:sz="6" w:space="1" w:color="D9E2F3"/>
         </w:pBdr>
-        <w:spacing w:before="0" w:after="0"/>
+        <w:spacing w:before="180" w:after="40" w:line="276" w:lineRule="auto"/>
         <w:rPr>
-          <w:rFonts w:asciiTheme="majorBidi" w:hAnsiTheme="majorBidi"/>
           <w:sz w:val="24"/>
           <w:szCs w:val="24"/>
         </w:rPr>
       </w:pPr>
       <w:r>
         <w:rPr>
-          <w:rFonts w:asciiTheme="majorBidi" w:hAnsiTheme="majorBidi"/>
+          <w:rFonts w:ascii="Arial" w:hAnsi="Arial"/>
+          <w:b/>
+          <w:bCs/>
+          <w:caps/>
+          <w:color w:val="1F4E79"/>
           <w:sz w:val="24"/>
           <w:szCs w:val="24"/>
         </w:rPr>
-        <w:t>Professional Summary</w:t>
-      </w:r>
-      <w:r>
-        <w:rPr>
-          <w:rFonts w:asciiTheme="majorBidi" w:hAnsiTheme="majorBidi"/>
-        </w:rPr>
-        <w:t xml:space="preserve">        </w:t>
-      </w:r>
-      <w:r>
-        <w:rPr>
-          <w:rFonts w:asciiTheme="majorBidi" w:hAnsiTheme="majorBidi"/>
-        </w:rPr>
-        <w:tab/>
-      </w:r>
-      <w:r>
-        <w:rPr>
-          <w:rFonts w:asciiTheme="majorBidi" w:hAnsiTheme="majorBidi"/>
-        </w:rPr>
-        <w:tab/>
+        <w:t>CORE SKILLS</w:t>
       </w:r>
     </w:p>
     <w:p>
       <w:pPr>
-        <w:spacing w:after="0" w:line="276" w:lineRule="auto"/>
-        <w:jc w:val="both"/>
-        <w:rPr>
-          <w:rFonts w:asciiTheme="majorBidi" w:hAnsiTheme="majorBidi" w:cstheme="majorBidi"/>
-          <w:bCs/>
-        </w:rPr>
-      </w:pPr>
-      <w:r>
-        <w:rPr>
-          <w:rFonts w:asciiTheme="majorBidi" w:hAnsiTheme="majorBidi" w:cstheme="majorBidi"/>
-          <w:bCs/>
-        </w:rPr>
-        <w:t>Data Engineer and Technical Consultant with hands-on experience in ETL/ELT development, data migration, data quality validation, and enterprise data management. Experienced in building Python automation, designing SQL-based data workflows, validating data across systems, and preparing technical documentation for internal teams and client stakeholders. Skilled in SQL, Python, IBM DataStage, Power BI, Tableau, and data warehouse concepts, with project exposure to Apache Phoenix and Apache Impala.</w:t>
-      </w:r>
-    </w:p>
-    <w:p>
-      <w:pPr>
-        <w:spacing w:after="0" w:line="276" w:lineRule="auto"/>
-        <w:jc w:val="both"/>
-        <w:rPr>
-          <w:rFonts w:asciiTheme="majorBidi" w:hAnsiTheme="majorBidi" w:cstheme="majorBidi"/>
-          <w:bCs/>
-        </w:rPr>
-      </w:pPr>
-    </w:p>
-    <w:p>
-      <w:pPr>
-        <w:pStyle w:val="Heading1"/>
-        <w:pBdr>
-          <w:bottom w:val="single" w:sz="4" w:space="1" w:color="auto"/>
-        </w:pBdr>
-        <w:spacing w:before="0" w:after="0"/>
-        <w:rPr>
-          <w:rFonts w:asciiTheme="majorBidi" w:hAnsiTheme="majorBidi"/>
-          <w:sz w:val="24"/>
-          <w:szCs w:val="24"/>
-        </w:rPr>
-      </w:pPr>
-      <w:r>
-        <w:rPr>
-          <w:rFonts w:asciiTheme="majorBidi" w:hAnsiTheme="majorBidi"/>
-          <w:sz w:val="24"/>
-          <w:szCs w:val="24"/>
-        </w:rPr>
-        <w:t>Core Competencies</w:t>
-      </w:r>
-    </w:p>
-    <w:p>
-      <w:pPr>
         <w:pStyle w:val="ListParagraph"/>
         <w:numPr>
           <w:ilvl w:val="0"/>
-          <w:numId w:val="29"/>
+          <w:numId w:val="40"/>
         </w:numPr>
-        <w:spacing w:after="0" w:line="276" w:lineRule="auto"/>
-        <w:ind w:left="426"/>
+        <w:spacing w:after="90" w:line="276" w:lineRule="auto"/>
+        <w:ind w:left="567"/>
         <w:jc w:val="both"/>
         <w:rPr>
-          <w:rFonts w:asciiTheme="majorBidi" w:hAnsiTheme="majorBidi"/>
-          <w:bCs/>
-          <w:color w:val="auto"/>
+          <w:rFonts w:ascii="Arial" w:hAnsi="Arial"/>
+          <w:color w:val="1F1F1F"/>
         </w:rPr>
       </w:pPr>
       <w:r>
         <w:rPr>
-          <w:rFonts w:asciiTheme="majorBidi" w:hAnsiTheme="majorBidi"/>
-          <w:bCs/>
-          <w:color w:val="auto"/>
+          <w:rFonts w:ascii="Arial" w:hAnsi="Arial"/>
+          <w:color w:val="1F1F1F"/>
         </w:rPr>
         <w:t>Data Engineering: ETL/ELT development, data integration, pipeline automation, schema design</w:t>
       </w:r>
@@ -220,22 +191,20 @@
         <w:pStyle w:val="ListParagraph"/>
         <w:numPr>
           <w:ilvl w:val="0"/>
-          <w:numId w:val="29"/>
+          <w:numId w:val="40"/>
         </w:numPr>
-        <w:spacing w:after="0" w:line="276" w:lineRule="auto"/>
-        <w:ind w:left="426"/>
+        <w:spacing w:after="90" w:line="276" w:lineRule="auto"/>
+        <w:ind w:left="567"/>
         <w:jc w:val="both"/>
         <w:rPr>
-          <w:rFonts w:asciiTheme="majorBidi" w:hAnsiTheme="majorBidi"/>
-          <w:bCs/>
-          <w:color w:val="auto"/>
+          <w:rFonts w:ascii="Arial" w:hAnsi="Arial"/>
+          <w:color w:val="1F1F1F"/>
         </w:rPr>
       </w:pPr>
       <w:r>
         <w:rPr>
-          <w:rFonts w:asciiTheme="majorBidi" w:hAnsiTheme="majorBidi"/>
-          <w:bCs/>
-          <w:color w:val="auto"/>
+          <w:rFonts w:ascii="Arial" w:hAnsi="Arial"/>
+          <w:color w:val="1F1F1F"/>
         </w:rPr>
         <w:t>Data Quality: data profiling, cleansing, validation rules, anomaly detection, root cause analysis</w:t>
       </w:r>
@@ -245,24 +214,22 @@
         <w:pStyle w:val="ListParagraph"/>
         <w:numPr>
           <w:ilvl w:val="0"/>
-          <w:numId w:val="29"/>
+          <w:numId w:val="40"/>
         </w:numPr>
-        <w:spacing w:after="0" w:line="276" w:lineRule="auto"/>
-        <w:ind w:left="426"/>
+        <w:spacing w:after="90" w:line="276" w:lineRule="auto"/>
+        <w:ind w:left="567"/>
         <w:jc w:val="both"/>
         <w:rPr>
-          <w:rFonts w:asciiTheme="majorBidi" w:hAnsiTheme="majorBidi"/>
-          <w:bCs/>
-          <w:color w:val="auto"/>
+          <w:rFonts w:ascii="Arial" w:hAnsi="Arial"/>
+          <w:color w:val="1F1F1F"/>
         </w:rPr>
       </w:pPr>
       <w:r>
         <w:rPr>
-          <w:rFonts w:asciiTheme="majorBidi" w:hAnsiTheme="majorBidi"/>
-          <w:bCs/>
-          <w:color w:val="auto"/>
+          <w:rFonts w:ascii="Arial" w:hAnsi="Arial"/>
+          <w:color w:val="1F1F1F"/>
         </w:rPr>
-        <w:t>Data Warehouse: dimensional modeling, star schema, slowly changing dimensions, reporting layers</w:t>
+        <w:t>Data Warehouse: dimensional modeling, star schema</w:t>
       </w:r>
     </w:p>
     <w:p>
@@ -270,22 +237,20 @@
         <w:pStyle w:val="ListParagraph"/>
         <w:numPr>
           <w:ilvl w:val="0"/>
-          <w:numId w:val="29"/>
+          <w:numId w:val="40"/>
         </w:numPr>
-        <w:spacing w:after="0" w:line="276" w:lineRule="auto"/>
-        <w:ind w:left="426"/>
+        <w:spacing w:after="90" w:line="276" w:lineRule="auto"/>
+        <w:ind w:left="567"/>
         <w:jc w:val="both"/>
         <w:rPr>
-          <w:rFonts w:asciiTheme="majorBidi" w:hAnsiTheme="majorBidi"/>
-          <w:bCs/>
-          <w:color w:val="auto"/>
+          <w:rFonts w:ascii="Arial" w:hAnsi="Arial"/>
+          <w:color w:val="1F1F1F"/>
         </w:rPr>
       </w:pPr>
       <w:r>
         <w:rPr>
-          <w:rFonts w:asciiTheme="majorBidi" w:hAnsiTheme="majorBidi"/>
-          <w:bCs/>
-          <w:color w:val="auto"/>
+          <w:rFonts w:ascii="Arial" w:hAnsi="Arial"/>
+          <w:color w:val="1F1F1F"/>
         </w:rPr>
         <w:t>Big Data: Apache Phoenix, Apache HBase, Apache Hive, Apache Impala, PySpark</w:t>
       </w:r>
@@ -295,22 +260,20 @@
         <w:pStyle w:val="ListParagraph"/>
         <w:numPr>
           <w:ilvl w:val="0"/>
-          <w:numId w:val="29"/>
+          <w:numId w:val="40"/>
         </w:numPr>
-        <w:spacing w:after="0" w:line="276" w:lineRule="auto"/>
-        <w:ind w:left="426"/>
+        <w:spacing w:after="90" w:line="276" w:lineRule="auto"/>
+        <w:ind w:left="567"/>
         <w:jc w:val="both"/>
         <w:rPr>
-          <w:rFonts w:asciiTheme="majorBidi" w:hAnsiTheme="majorBidi"/>
-          <w:bCs/>
-          <w:color w:val="auto"/>
+          <w:rFonts w:ascii="Arial" w:hAnsi="Arial"/>
+          <w:color w:val="1F1F1F"/>
         </w:rPr>
       </w:pPr>
       <w:r>
         <w:rPr>
-          <w:rFonts w:asciiTheme="majorBidi" w:hAnsiTheme="majorBidi"/>
-          <w:bCs/>
-          <w:color w:val="auto"/>
+          <w:rFonts w:ascii="Arial" w:hAnsi="Arial"/>
+          <w:color w:val="1F1F1F"/>
         </w:rPr>
         <w:t>Analytics &amp; BI: Power BI, Tableau, exploratory data analysis, dashboard development</w:t>
       </w:r>
@@ -320,22 +283,20 @@
         <w:pStyle w:val="ListParagraph"/>
         <w:numPr>
           <w:ilvl w:val="0"/>
-          <w:numId w:val="29"/>
+          <w:numId w:val="40"/>
         </w:numPr>
-        <w:spacing w:after="0" w:line="276" w:lineRule="auto"/>
-        <w:ind w:left="426"/>
+        <w:spacing w:after="90" w:line="276" w:lineRule="auto"/>
+        <w:ind w:left="567"/>
         <w:jc w:val="both"/>
         <w:rPr>
-          <w:rFonts w:asciiTheme="majorBidi" w:hAnsiTheme="majorBidi"/>
-          <w:bCs/>
-          <w:color w:val="auto"/>
+          <w:rFonts w:ascii="Arial" w:hAnsi="Arial"/>
+          <w:color w:val="1F1F1F"/>
         </w:rPr>
       </w:pPr>
       <w:r>
         <w:rPr>
-          <w:rFonts w:asciiTheme="majorBidi" w:hAnsiTheme="majorBidi"/>
-          <w:bCs/>
-          <w:color w:val="auto"/>
+          <w:rFonts w:ascii="Arial" w:hAnsi="Arial"/>
+          <w:color w:val="1F1F1F"/>
         </w:rPr>
         <w:t>Tools: SQL, Python, IBM DataStage, Git, GitHub, MATLAB</w:t>
       </w:r>
@@ -345,1308 +306,450 @@
         <w:pStyle w:val="ListParagraph"/>
         <w:numPr>
           <w:ilvl w:val="0"/>
-          <w:numId w:val="29"/>
+          <w:numId w:val="40"/>
         </w:numPr>
-        <w:spacing w:after="0" w:line="276" w:lineRule="auto"/>
-        <w:ind w:left="426"/>
+        <w:spacing w:after="90" w:line="276" w:lineRule="auto"/>
+        <w:ind w:left="567"/>
         <w:jc w:val="both"/>
         <w:rPr>
-          <w:rFonts w:asciiTheme="majorBidi" w:hAnsiTheme="majorBidi"/>
-          <w:bCs/>
-          <w:color w:val="auto"/>
+          <w:rFonts w:ascii="Arial" w:hAnsi="Arial"/>
+          <w:color w:val="1F1F1F"/>
         </w:rPr>
       </w:pPr>
       <w:r>
         <w:rPr>
-          <w:rFonts w:asciiTheme="majorBidi" w:hAnsiTheme="majorBidi"/>
-          <w:bCs/>
-          <w:color w:val="auto"/>
+          <w:rFonts w:ascii="Arial" w:hAnsi="Arial"/>
+          <w:color w:val="1F1F1F"/>
         </w:rPr>
         <w:t>Collaboration: stakeholder communication, documentation, testing, business requirement alignment</w:t>
       </w:r>
     </w:p>
     <w:p>
       <w:pPr>
-        <w:pStyle w:val="Heading1"/>
+        <w:keepNext/>
         <w:pBdr>
-          <w:bottom w:val="single" w:sz="4" w:space="1" w:color="auto"/>
+          <w:bottom w:val="single" w:sz="6" w:space="1" w:color="D9E2F3"/>
         </w:pBdr>
-        <w:spacing w:before="0" w:after="0"/>
+        <w:spacing w:before="180" w:after="40" w:line="276" w:lineRule="auto"/>
         <w:rPr>
-          <w:rFonts w:asciiTheme="majorBidi" w:hAnsiTheme="majorBidi"/>
           <w:sz w:val="24"/>
           <w:szCs w:val="24"/>
         </w:rPr>
       </w:pPr>
-    </w:p>
-    <w:p>
-      <w:pPr>
-        <w:pStyle w:val="Heading1"/>
-        <w:pBdr>
-          <w:bottom w:val="single" w:sz="4" w:space="1" w:color="auto"/>
-        </w:pBdr>
-        <w:spacing w:before="0" w:after="0"/>
+      <w:r>
         <w:rPr>
-          <w:rFonts w:asciiTheme="majorBidi" w:hAnsiTheme="majorBidi"/>
+          <w:rFonts w:ascii="Arial" w:hAnsi="Arial"/>
+          <w:b/>
+          <w:bCs/>
+          <w:caps/>
+          <w:color w:val="1F4E79"/>
           <w:sz w:val="24"/>
           <w:szCs w:val="24"/>
         </w:rPr>
+        <w:t>PROFESSIONAL EXPERIENCE</w:t>
+      </w:r>
+    </w:p>
+    <w:p>
+      <w:pPr>
+        <w:keepNext/>
+        <w:spacing w:before="80" w:after="30" w:line="276" w:lineRule="auto"/>
+        <w:jc w:val="both"/>
       </w:pPr>
       <w:r>
         <w:rPr>
-          <w:rFonts w:asciiTheme="majorBidi" w:hAnsiTheme="majorBidi"/>
+          <w:rFonts w:ascii="Arial" w:hAnsi="Arial"/>
+          <w:b/>
+          <w:bCs/>
+          <w:color w:val="1F1F1F"/>
+        </w:rPr>
+        <w:t>Technical Consultant / Data Engineer - PT. IDX Consulting | Jakarta, Indonesia | Mar 2023 - Present</w:t>
+      </w:r>
+    </w:p>
+    <w:p>
+      <w:pPr>
+        <w:pStyle w:val="ListParagraph"/>
+        <w:numPr>
+          <w:ilvl w:val="0"/>
+          <w:numId w:val="33"/>
+        </w:numPr>
+        <w:spacing w:after="40" w:line="276" w:lineRule="auto"/>
+        <w:ind w:left="567"/>
+        <w:jc w:val="both"/>
+      </w:pPr>
+      <w:r>
+        <w:rPr>
+          <w:rFonts w:ascii="Arial" w:hAnsi="Arial"/>
+          <w:color w:val="1F1F1F"/>
+        </w:rPr>
+        <w:t>Supported the Bank Indonesia Antasena project by modifying ETL pipelines for migration from Kudu/Apache Impala to HBase/Apache Phoenix.</w:t>
+      </w:r>
+    </w:p>
+    <w:p>
+      <w:pPr>
+        <w:pStyle w:val="ListParagraph"/>
+        <w:numPr>
+          <w:ilvl w:val="0"/>
+          <w:numId w:val="33"/>
+        </w:numPr>
+        <w:spacing w:after="40" w:line="276" w:lineRule="auto"/>
+        <w:ind w:left="567"/>
+        <w:jc w:val="both"/>
+      </w:pPr>
+      <w:r>
+        <w:rPr>
+          <w:rFonts w:ascii="Arial" w:hAnsi="Arial"/>
+          <w:color w:val="1F1F1F"/>
+        </w:rPr>
+        <w:t>Built and maintained ETL workflows for large-scale data migration and downstream reporting datasets.</w:t>
+      </w:r>
+    </w:p>
+    <w:p>
+      <w:pPr>
+        <w:pStyle w:val="ListParagraph"/>
+        <w:numPr>
+          <w:ilvl w:val="0"/>
+          <w:numId w:val="33"/>
+        </w:numPr>
+        <w:spacing w:after="40" w:line="276" w:lineRule="auto"/>
+        <w:ind w:left="567"/>
+        <w:jc w:val="both"/>
+      </w:pPr>
+      <w:r>
+        <w:rPr>
+          <w:rFonts w:ascii="Arial" w:hAnsi="Arial"/>
+          <w:color w:val="1F1F1F"/>
+        </w:rPr>
+        <w:t>Developed and optimized SQL queries across Impala</w:t>
+      </w:r>
+      <w:r>
+        <w:rPr>
+          <w:rFonts w:ascii="Arial" w:hAnsi="Arial"/>
+          <w:color w:val="1F1F1F"/>
+        </w:rPr>
+        <w:t xml:space="preserve"> and Phoenix</w:t>
+      </w:r>
+      <w:r>
+        <w:rPr>
+          <w:rFonts w:ascii="Arial" w:hAnsi="Arial"/>
+          <w:color w:val="1F1F1F"/>
+        </w:rPr>
+        <w:t xml:space="preserve"> to support ad hoc reporting and business analysis.</w:t>
+      </w:r>
+    </w:p>
+    <w:p>
+      <w:pPr>
+        <w:pStyle w:val="ListParagraph"/>
+        <w:numPr>
+          <w:ilvl w:val="0"/>
+          <w:numId w:val="33"/>
+        </w:numPr>
+        <w:spacing w:after="40" w:line="276" w:lineRule="auto"/>
+        <w:ind w:left="567"/>
+        <w:jc w:val="both"/>
+      </w:pPr>
+      <w:r>
+        <w:rPr>
+          <w:rFonts w:ascii="Arial" w:hAnsi="Arial"/>
+          <w:color w:val="1F1F1F"/>
+        </w:rPr>
+        <w:t>Automated recurring data processing and validation tasks with Python, reducing manual effort by 50%+.</w:t>
+      </w:r>
+    </w:p>
+    <w:p>
+      <w:pPr>
+        <w:pStyle w:val="ListParagraph"/>
+        <w:numPr>
+          <w:ilvl w:val="0"/>
+          <w:numId w:val="33"/>
+        </w:numPr>
+        <w:spacing w:after="40" w:line="276" w:lineRule="auto"/>
+        <w:ind w:left="567"/>
+        <w:jc w:val="both"/>
+      </w:pPr>
+      <w:r>
+        <w:rPr>
+          <w:rFonts w:ascii="Arial" w:hAnsi="Arial"/>
+          <w:color w:val="1F1F1F"/>
+        </w:rPr>
+        <w:t>Monitored data quality, investigated inconsistencies, performed root cause analysis, and documented ETL mappings and validation rules.</w:t>
+      </w:r>
+    </w:p>
+    <w:p>
+      <w:pPr>
+        <w:pStyle w:val="ListParagraph"/>
+        <w:numPr>
+          <w:ilvl w:val="0"/>
+          <w:numId w:val="33"/>
+        </w:numPr>
+        <w:spacing w:after="80" w:line="276" w:lineRule="auto"/>
+        <w:ind w:left="567"/>
+        <w:jc w:val="both"/>
+      </w:pPr>
+      <w:r>
+        <w:rPr>
+          <w:rFonts w:ascii="Arial" w:hAnsi="Arial"/>
+          <w:color w:val="1F1F1F"/>
+        </w:rPr>
+        <w:t>Collaborated with business users and analysts to translate reporting requirements into reliable data solutions.</w:t>
+      </w:r>
+    </w:p>
+    <w:p>
+      <w:pPr>
+        <w:keepNext/>
+        <w:spacing w:before="80" w:after="30" w:line="276" w:lineRule="auto"/>
+        <w:jc w:val="both"/>
+      </w:pPr>
+      <w:r>
+        <w:rPr>
+          <w:rFonts w:ascii="Arial" w:hAnsi="Arial"/>
+          <w:b/>
+          <w:bCs/>
+          <w:color w:val="1F1F1F"/>
+        </w:rPr>
+        <w:t>Research Assistant - Bandung Institute of Technology | West Java, Indonesia | Jul 2022 - Dec 2022</w:t>
+      </w:r>
+    </w:p>
+    <w:p>
+      <w:pPr>
+        <w:pStyle w:val="ListParagraph"/>
+        <w:numPr>
+          <w:ilvl w:val="0"/>
+          <w:numId w:val="35"/>
+        </w:numPr>
+        <w:spacing w:after="40" w:line="276" w:lineRule="auto"/>
+        <w:ind w:left="567"/>
+        <w:jc w:val="both"/>
+      </w:pPr>
+      <w:r>
+        <w:rPr>
+          <w:rFonts w:ascii="Arial" w:hAnsi="Arial"/>
+          <w:color w:val="1F1F1F"/>
+        </w:rPr>
+        <w:t>Processed, cleaned, and analyzed research datasets using Python for visualization and insight generation.</w:t>
+      </w:r>
+    </w:p>
+    <w:p>
+      <w:pPr>
+        <w:pStyle w:val="ListParagraph"/>
+        <w:numPr>
+          <w:ilvl w:val="0"/>
+          <w:numId w:val="35"/>
+        </w:numPr>
+        <w:spacing w:after="40" w:line="276" w:lineRule="auto"/>
+        <w:ind w:left="567"/>
+        <w:jc w:val="both"/>
+      </w:pPr>
+      <w:r>
+        <w:rPr>
+          <w:rFonts w:ascii="Arial" w:hAnsi="Arial"/>
+          <w:color w:val="1F1F1F"/>
+        </w:rPr>
+        <w:t>Prepared analytical outputs and data-driven reports to support research publications.</w:t>
+      </w:r>
+    </w:p>
+    <w:p>
+      <w:pPr>
+        <w:pStyle w:val="ListParagraph"/>
+        <w:numPr>
+          <w:ilvl w:val="0"/>
+          <w:numId w:val="35"/>
+        </w:numPr>
+        <w:spacing w:after="90" w:line="276" w:lineRule="auto"/>
+        <w:ind w:left="567"/>
+        <w:jc w:val="both"/>
+      </w:pPr>
+      <w:r>
+        <w:rPr>
+          <w:rFonts w:ascii="Arial" w:hAnsi="Arial"/>
+          <w:color w:val="1F1F1F"/>
+        </w:rPr>
+        <w:t>Assisted statistics courses as Assistant Lecturer and Practical Assistant for three consecutive semesters.</w:t>
+      </w:r>
+    </w:p>
+    <w:p>
+      <w:pPr>
+        <w:keepNext/>
+        <w:pBdr>
+          <w:bottom w:val="single" w:sz="6" w:space="1" w:color="D9E2F3"/>
+        </w:pBdr>
+        <w:spacing w:before="180" w:after="40" w:line="276" w:lineRule="auto"/>
+        <w:rPr>
           <w:sz w:val="24"/>
           <w:szCs w:val="24"/>
         </w:rPr>
-        <w:t xml:space="preserve">Professional </w:t>
-      </w:r>
+      </w:pPr>
       <w:r>
         <w:rPr>
-          <w:rFonts w:asciiTheme="majorBidi" w:hAnsiTheme="majorBidi"/>
+          <w:rFonts w:ascii="Arial" w:hAnsi="Arial"/>
+          <w:b/>
+          <w:bCs/>
+          <w:caps/>
+          <w:color w:val="1F4E79"/>
           <w:sz w:val="24"/>
           <w:szCs w:val="24"/>
         </w:rPr>
-        <w:t>Experience</w:t>
+        <w:t>EDUCATION &amp; TRAINING</w:t>
       </w:r>
+    </w:p>
+    <w:p>
+      <w:pPr>
+        <w:spacing w:after="25" w:line="276" w:lineRule="auto"/>
+      </w:pPr>
       <w:r>
         <w:rPr>
-          <w:rFonts w:asciiTheme="majorBidi" w:hAnsiTheme="majorBidi"/>
+          <w:rFonts w:ascii="Arial" w:hAnsi="Arial"/>
+          <w:b/>
+          <w:bCs/>
+          <w:color w:val="1F1F1F"/>
+        </w:rPr>
+        <w:t>Bachelor of Science - Bandung Institute of Technology | Jul 2018 - Oct 2022</w:t>
+      </w:r>
+    </w:p>
+    <w:p>
+      <w:pPr>
+        <w:spacing w:after="25" w:line="276" w:lineRule="auto"/>
+      </w:pPr>
+      <w:r>
+        <w:rPr>
+          <w:rFonts w:ascii="Arial" w:hAnsi="Arial"/>
+          <w:b/>
+          <w:bCs/>
+          <w:color w:val="1F1F1F"/>
+        </w:rPr>
+        <w:t>Data Science Program - Rakamin Academy | Jul 2022 - Nov 2022</w:t>
+      </w:r>
+    </w:p>
+    <w:p>
+      <w:pPr>
+        <w:keepNext/>
+        <w:pBdr>
+          <w:bottom w:val="single" w:sz="6" w:space="1" w:color="D9E2F3"/>
+        </w:pBdr>
+        <w:spacing w:before="180" w:after="40" w:line="276" w:lineRule="auto"/>
+        <w:rPr>
           <w:sz w:val="24"/>
           <w:szCs w:val="24"/>
         </w:rPr>
-        <w:t>s</w:t>
+      </w:pPr>
+      <w:r>
+        <w:rPr>
+          <w:rFonts w:ascii="Arial" w:hAnsi="Arial"/>
+          <w:b/>
+          <w:bCs/>
+          <w:caps/>
+          <w:color w:val="1F4E79"/>
+          <w:sz w:val="24"/>
+          <w:szCs w:val="24"/>
+        </w:rPr>
+        <w:t>PROJECTS &amp; ACHIEVEMENTS</w:t>
       </w:r>
     </w:p>
     <w:p>
       <w:pPr>
-        <w:spacing w:after="0" w:line="276" w:lineRule="auto"/>
-        <w:rPr>
-          <w:rFonts w:asciiTheme="majorBidi" w:hAnsiTheme="majorBidi" w:cstheme="majorBidi"/>
-          <w:b/>
-        </w:rPr>
-      </w:pPr>
-      <w:r>
-        <w:rPr>
-          <w:rFonts w:asciiTheme="majorBidi" w:hAnsiTheme="majorBidi" w:cstheme="majorBidi"/>
-          <w:b/>
-        </w:rPr>
-        <w:t>Technical Consultant</w:t>
-      </w:r>
-      <w:r>
-        <w:rPr>
-          <w:rFonts w:asciiTheme="majorBidi" w:hAnsiTheme="majorBidi" w:cstheme="majorBidi"/>
-          <w:b/>
-        </w:rPr>
-        <w:t xml:space="preserve"> – </w:t>
-      </w:r>
-      <w:r>
-        <w:rPr>
-          <w:rFonts w:asciiTheme="majorBidi" w:hAnsiTheme="majorBidi" w:cstheme="majorBidi"/>
-          <w:bCs/>
-        </w:rPr>
-        <w:t>PT. IDX Consulting</w:t>
-      </w:r>
-      <w:r>
-        <w:rPr>
-          <w:rFonts w:asciiTheme="majorBidi" w:hAnsiTheme="majorBidi" w:cstheme="majorBidi"/>
-          <w:bCs/>
-        </w:rPr>
-        <w:t xml:space="preserve"> (Jakarta, Indonesia)</w:t>
-      </w:r>
-      <w:r>
-        <w:rPr>
-          <w:rFonts w:asciiTheme="majorBidi" w:hAnsiTheme="majorBidi" w:cstheme="majorBidi"/>
-          <w:b/>
-        </w:rPr>
-        <w:t xml:space="preserve"> </w:t>
-      </w:r>
-      <w:r>
-        <w:rPr>
-          <w:rFonts w:asciiTheme="majorBidi" w:hAnsiTheme="majorBidi" w:cstheme="majorBidi"/>
-          <w:b/>
-        </w:rPr>
-        <w:tab/>
-      </w:r>
-      <w:r>
-        <w:rPr>
-          <w:rFonts w:asciiTheme="majorBidi" w:hAnsiTheme="majorBidi" w:cstheme="majorBidi"/>
-          <w:b/>
-        </w:rPr>
-        <w:tab/>
-      </w:r>
-      <w:r>
-        <w:rPr>
-          <w:rFonts w:asciiTheme="majorBidi" w:hAnsiTheme="majorBidi" w:cstheme="majorBidi"/>
-          <w:b/>
-        </w:rPr>
-        <w:tab/>
-        <w:t xml:space="preserve">        </w:t>
-      </w:r>
-      <w:r>
-        <w:rPr>
-          <w:rFonts w:asciiTheme="majorBidi" w:hAnsiTheme="majorBidi" w:cstheme="majorBidi"/>
-          <w:b/>
-        </w:rPr>
-        <w:tab/>
-      </w:r>
-      <w:r>
-        <w:rPr>
-          <w:rFonts w:asciiTheme="majorBidi" w:hAnsiTheme="majorBidi" w:cstheme="majorBidi"/>
-          <w:b/>
-        </w:rPr>
-        <w:tab/>
-      </w:r>
-      <w:r>
-        <w:rPr>
-          <w:rFonts w:asciiTheme="majorBidi" w:eastAsiaTheme="minorEastAsia" w:hAnsiTheme="majorBidi"/>
-          <w:bCs/>
-          <w:color w:val="000000" w:themeColor="text1"/>
-        </w:rPr>
-        <w:t>March 2023</w:t>
-      </w:r>
-      <w:r>
-        <w:rPr>
-          <w:rFonts w:asciiTheme="majorBidi" w:eastAsiaTheme="minorEastAsia" w:hAnsiTheme="majorBidi"/>
-          <w:bCs/>
-          <w:color w:val="000000" w:themeColor="text1"/>
-        </w:rPr>
-        <w:t xml:space="preserve"> – Now </w:t>
-      </w:r>
-    </w:p>
-    <w:p>
-      <w:pPr>
         <w:pStyle w:val="ListParagraph"/>
         <w:numPr>
           <w:ilvl w:val="0"/>
-          <w:numId w:val="21"/>
+          <w:numId w:val="39"/>
         </w:numPr>
-        <w:spacing w:after="0" w:line="276" w:lineRule="auto"/>
-        <w:ind w:left="426"/>
+        <w:spacing w:after="40" w:line="276" w:lineRule="auto"/>
         <w:jc w:val="both"/>
         <w:rPr>
-          <w:rFonts w:ascii="Times New Roman" w:eastAsia="Times New Roman" w:hAnsi="Times New Roman" w:cs="Times New Roman"/>
-          <w:color w:val="auto"/>
-          <w:lang w:val="en-ID" w:eastAsia="en-ID"/>
+          <w:rFonts w:ascii="Arial" w:hAnsi="Arial" w:cs="Arial"/>
         </w:rPr>
       </w:pPr>
-      <w:r>
-        <w:rPr>
-          <w:rFonts w:ascii="Times New Roman" w:eastAsia="Times New Roman" w:hAnsi="Times New Roman" w:cs="Times New Roman"/>
-          <w:color w:val="auto"/>
-          <w:lang w:val="en-ID" w:eastAsia="en-ID"/>
-        </w:rPr>
-        <w:t>Contributed to the Antasena Bank Indonesia project as a Data Engineer, developing ETL pipelines to migrate data from Apache Impala to Apache Phoenix, improving processing efficiency</w:t>
-      </w:r>
-      <w:r>
-        <w:rPr>
-          <w:rFonts w:ascii="Times New Roman" w:eastAsia="Times New Roman" w:hAnsi="Times New Roman" w:cs="Times New Roman"/>
-          <w:color w:val="auto"/>
-          <w:lang w:val="en-ID" w:eastAsia="en-ID"/>
-        </w:rPr>
-        <w:t>.</w:t>
-      </w:r>
-    </w:p>
-    <w:p>
-      <w:pPr>
-        <w:pStyle w:val="ListParagraph"/>
-        <w:numPr>
-          <w:ilvl w:val="0"/>
-          <w:numId w:val="21"/>
-        </w:numPr>
-        <w:ind w:left="426"/>
-        <w:jc w:val="both"/>
-        <w:rPr>
-          <w:rFonts w:ascii="Times New Roman" w:eastAsia="Times New Roman" w:hAnsi="Times New Roman" w:cs="Times New Roman"/>
-          <w:color w:val="auto"/>
-          <w:lang w:val="en-ID" w:eastAsia="en-ID"/>
-        </w:rPr>
-      </w:pPr>
-      <w:r>
-        <w:rPr>
-          <w:rFonts w:ascii="Times New Roman" w:eastAsia="Times New Roman" w:hAnsi="Times New Roman" w:cs="Times New Roman"/>
-          <w:color w:val="auto"/>
-          <w:lang w:val="en-ID" w:eastAsia="en-ID"/>
-        </w:rPr>
-        <w:t>Built Python automation scripts that reduced repetitive manual processing by more than 50%.</w:t>
-      </w:r>
-    </w:p>
-    <w:p>
-      <w:pPr>
-        <w:pStyle w:val="ListParagraph"/>
-        <w:numPr>
-          <w:ilvl w:val="0"/>
-          <w:numId w:val="21"/>
-        </w:numPr>
-        <w:ind w:left="426"/>
-        <w:jc w:val="both"/>
-        <w:rPr>
-          <w:rFonts w:ascii="Times New Roman" w:eastAsia="Times New Roman" w:hAnsi="Times New Roman" w:cs="Times New Roman"/>
-          <w:color w:val="auto"/>
-          <w:lang w:val="en-ID" w:eastAsia="en-ID"/>
-        </w:rPr>
-      </w:pPr>
-      <w:r>
-        <w:rPr>
-          <w:rFonts w:ascii="Times New Roman" w:eastAsia="Times New Roman" w:hAnsi="Times New Roman" w:cs="Times New Roman"/>
-          <w:color w:val="auto"/>
-          <w:lang w:val="en-ID" w:eastAsia="en-ID"/>
-        </w:rPr>
-        <w:t>Performed root cause analysis for data inconsistencies, mismatches, and quality issues across source and target systems.</w:t>
-      </w:r>
-    </w:p>
-    <w:p>
-      <w:pPr>
-        <w:pStyle w:val="ListParagraph"/>
-        <w:numPr>
-          <w:ilvl w:val="0"/>
-          <w:numId w:val="21"/>
-        </w:numPr>
-        <w:ind w:left="426"/>
-        <w:jc w:val="both"/>
-        <w:rPr>
-          <w:rFonts w:ascii="Times New Roman" w:eastAsia="Times New Roman" w:hAnsi="Times New Roman" w:cs="Times New Roman"/>
-          <w:color w:val="auto"/>
-          <w:lang w:val="en-ID" w:eastAsia="en-ID"/>
-        </w:rPr>
-      </w:pPr>
-      <w:r>
-        <w:rPr>
-          <w:rFonts w:ascii="Times New Roman" w:eastAsia="Times New Roman" w:hAnsi="Times New Roman" w:cs="Times New Roman"/>
-          <w:color w:val="auto"/>
-          <w:lang w:val="en-ID" w:eastAsia="en-ID"/>
-        </w:rPr>
-        <w:t>Prepared ETL mappings, validation documentation, and technical materials for internal teams and client presentations.</w:t>
-      </w:r>
-    </w:p>
-    <w:p>
-      <w:pPr>
-        <w:pStyle w:val="ListParagraph"/>
-        <w:numPr>
-          <w:ilvl w:val="0"/>
-          <w:numId w:val="21"/>
-        </w:numPr>
-        <w:ind w:left="426"/>
-        <w:jc w:val="both"/>
-        <w:rPr>
-          <w:rFonts w:ascii="Times New Roman" w:eastAsia="Times New Roman" w:hAnsi="Times New Roman" w:cs="Times New Roman"/>
-          <w:color w:val="auto"/>
-          <w:lang w:val="en-ID" w:eastAsia="en-ID"/>
-        </w:rPr>
-      </w:pPr>
-      <w:r>
-        <w:rPr>
-          <w:rFonts w:ascii="Times New Roman" w:eastAsia="Times New Roman" w:hAnsi="Times New Roman" w:cs="Times New Roman"/>
-          <w:color w:val="auto"/>
-          <w:lang w:val="en-ID" w:eastAsia="en-ID"/>
-        </w:rPr>
-        <w:t>Conducted end-to-end testing based on Bank Indonesia business requirements and data reporting rules.</w:t>
-      </w:r>
-    </w:p>
-    <w:p>
-      <w:pPr>
-        <w:pStyle w:val="ListParagraph"/>
-        <w:numPr>
-          <w:ilvl w:val="0"/>
-          <w:numId w:val="21"/>
-        </w:numPr>
-        <w:ind w:left="426"/>
-        <w:jc w:val="both"/>
-        <w:rPr>
-          <w:rFonts w:ascii="Times New Roman" w:eastAsia="Times New Roman" w:hAnsi="Times New Roman" w:cs="Times New Roman"/>
-          <w:color w:val="auto"/>
-          <w:lang w:val="en-ID" w:eastAsia="en-ID"/>
-        </w:rPr>
-      </w:pPr>
-      <w:r>
-        <w:rPr>
-          <w:rFonts w:ascii="Times New Roman" w:eastAsia="Times New Roman" w:hAnsi="Times New Roman" w:cs="Times New Roman"/>
-          <w:color w:val="auto"/>
-          <w:lang w:val="en-ID" w:eastAsia="en-ID"/>
-        </w:rPr>
-        <w:t>Collaborated with analysts, developers, and data owners to align data quality checks, mapping logic, and issue resolution.</w:t>
-      </w:r>
-    </w:p>
-    <w:p>
-      <w:pPr>
-        <w:spacing w:after="0" w:line="276" w:lineRule="auto"/>
-        <w:jc w:val="both"/>
-        <w:rPr>
-          <w:rFonts w:asciiTheme="majorBidi" w:hAnsiTheme="majorBidi" w:cstheme="majorBidi"/>
-          <w:bCs/>
-        </w:rPr>
-      </w:pPr>
-      <w:r>
-        <w:rPr>
-          <w:rFonts w:asciiTheme="majorBidi" w:hAnsiTheme="majorBidi" w:cstheme="majorBidi"/>
-          <w:b/>
-        </w:rPr>
-        <w:t xml:space="preserve">Research Assistant – </w:t>
-      </w:r>
-      <w:r>
-        <w:rPr>
-          <w:rFonts w:asciiTheme="majorBidi" w:eastAsiaTheme="minorEastAsia" w:hAnsiTheme="majorBidi" w:cstheme="majorBidi"/>
-          <w:bCs/>
-          <w:color w:val="000000" w:themeColor="text1"/>
-          <w:lang w:eastAsia="ja-JP"/>
-        </w:rPr>
-        <w:t>Bandung Institute of Technology</w:t>
-      </w:r>
-      <w:r>
-        <w:rPr>
-          <w:rFonts w:asciiTheme="majorBidi" w:hAnsiTheme="majorBidi" w:cstheme="majorBidi"/>
-          <w:bCs/>
-        </w:rPr>
-        <w:t xml:space="preserve"> (West Java, Indonesia) </w:t>
-      </w:r>
-      <w:r>
-        <w:rPr>
-          <w:rFonts w:asciiTheme="majorBidi" w:hAnsiTheme="majorBidi" w:cstheme="majorBidi"/>
-          <w:bCs/>
-        </w:rPr>
-        <w:tab/>
-      </w:r>
-      <w:r>
-        <w:rPr>
-          <w:rFonts w:asciiTheme="majorBidi" w:hAnsiTheme="majorBidi" w:cstheme="majorBidi"/>
-          <w:bCs/>
-        </w:rPr>
-        <w:tab/>
-      </w:r>
-      <w:r>
-        <w:rPr>
-          <w:rFonts w:asciiTheme="majorBidi" w:hAnsiTheme="majorBidi" w:cstheme="majorBidi"/>
-          <w:bCs/>
-        </w:rPr>
-        <w:tab/>
-      </w:r>
-      <w:r>
-        <w:rPr>
-          <w:rFonts w:asciiTheme="majorBidi" w:hAnsiTheme="majorBidi" w:cstheme="majorBidi"/>
-          <w:bCs/>
-        </w:rPr>
-        <w:t xml:space="preserve">July 2022 </w:t>
-      </w:r>
-      <w:r>
-        <w:rPr>
-          <w:rFonts w:asciiTheme="majorBidi" w:hAnsiTheme="majorBidi" w:cstheme="majorBidi"/>
-          <w:bCs/>
-        </w:rPr>
-        <w:t xml:space="preserve">– </w:t>
-      </w:r>
-      <w:r>
-        <w:rPr>
-          <w:rFonts w:asciiTheme="majorBidi" w:hAnsiTheme="majorBidi" w:cstheme="majorBidi"/>
-          <w:bCs/>
-        </w:rPr>
-        <w:t>December</w:t>
-      </w:r>
-      <w:r>
-        <w:rPr>
-          <w:rFonts w:asciiTheme="majorBidi" w:hAnsiTheme="majorBidi" w:cstheme="majorBidi"/>
-          <w:bCs/>
-        </w:rPr>
-        <w:t xml:space="preserve"> 20</w:t>
-      </w:r>
-      <w:r>
-        <w:rPr>
-          <w:rFonts w:asciiTheme="majorBidi" w:hAnsiTheme="majorBidi" w:cstheme="majorBidi"/>
-          <w:bCs/>
-        </w:rPr>
-        <w:t>22</w:t>
-      </w:r>
-    </w:p>
-    <w:p>
-      <w:pPr>
-        <w:pStyle w:val="ListParagraph"/>
-        <w:numPr>
-          <w:ilvl w:val="0"/>
-          <w:numId w:val="21"/>
-        </w:numPr>
-        <w:ind w:left="426"/>
-        <w:jc w:val="both"/>
-        <w:rPr>
-          <w:rFonts w:ascii="Times New Roman" w:eastAsia="Times New Roman" w:hAnsi="Times New Roman" w:cs="Times New Roman"/>
-          <w:color w:val="auto"/>
-          <w:lang w:val="en-ID" w:eastAsia="en-ID"/>
-        </w:rPr>
-      </w:pPr>
-      <w:r>
-        <w:rPr>
-          <w:rFonts w:ascii="Times New Roman" w:eastAsia="Times New Roman" w:hAnsi="Times New Roman" w:cs="Times New Roman"/>
-          <w:color w:val="auto"/>
-          <w:lang w:val="en-ID" w:eastAsia="en-ID"/>
-        </w:rPr>
-        <w:t>Collected, processed, and analyzed oceanographic field data for coastal water research.</w:t>
-      </w:r>
-    </w:p>
-    <w:p>
-      <w:pPr>
-        <w:pStyle w:val="ListParagraph"/>
-        <w:numPr>
-          <w:ilvl w:val="0"/>
-          <w:numId w:val="21"/>
-        </w:numPr>
-        <w:ind w:left="426"/>
-        <w:jc w:val="both"/>
-        <w:rPr>
-          <w:rFonts w:ascii="Times New Roman" w:eastAsia="Times New Roman" w:hAnsi="Times New Roman" w:cs="Times New Roman"/>
-          <w:color w:val="auto"/>
-          <w:lang w:val="en-ID" w:eastAsia="en-ID"/>
-        </w:rPr>
-      </w:pPr>
-      <w:r>
-        <w:rPr>
-          <w:rFonts w:ascii="Times New Roman" w:eastAsia="Times New Roman" w:hAnsi="Times New Roman" w:cs="Times New Roman"/>
-          <w:color w:val="auto"/>
-          <w:lang w:val="en-ID" w:eastAsia="en-ID"/>
-        </w:rPr>
-        <w:t>Used Python and MATLAB to support data processing, visualization, and research analysis.</w:t>
-      </w:r>
-    </w:p>
-    <w:p>
-      <w:pPr>
-        <w:pStyle w:val="ListParagraph"/>
-        <w:numPr>
-          <w:ilvl w:val="0"/>
-          <w:numId w:val="21"/>
-        </w:numPr>
-        <w:ind w:left="426"/>
-        <w:jc w:val="both"/>
-        <w:rPr>
-          <w:rFonts w:ascii="Times New Roman" w:eastAsia="Times New Roman" w:hAnsi="Times New Roman" w:cs="Times New Roman"/>
-          <w:color w:val="auto"/>
-          <w:lang w:val="en-ID" w:eastAsia="en-ID"/>
-        </w:rPr>
-      </w:pPr>
-      <w:r>
-        <w:rPr>
-          <w:rFonts w:ascii="Times New Roman" w:eastAsia="Times New Roman" w:hAnsi="Times New Roman" w:cs="Times New Roman"/>
-          <w:color w:val="auto"/>
-          <w:lang w:val="en-ID" w:eastAsia="en-ID"/>
-        </w:rPr>
-        <w:t>Assisted with drafting, visual design, and preparation of scientific publication materials.</w:t>
-      </w:r>
-    </w:p>
-    <w:p>
-      <w:pPr>
-        <w:pStyle w:val="ListParagraph"/>
-        <w:numPr>
-          <w:ilvl w:val="0"/>
-          <w:numId w:val="21"/>
-        </w:numPr>
-        <w:ind w:left="426"/>
-        <w:jc w:val="both"/>
-        <w:rPr>
-          <w:rFonts w:ascii="Times New Roman" w:eastAsia="Times New Roman" w:hAnsi="Times New Roman" w:cs="Times New Roman"/>
-          <w:color w:val="auto"/>
-          <w:lang w:val="en-ID" w:eastAsia="en-ID"/>
-        </w:rPr>
-      </w:pPr>
-      <w:r>
-        <w:rPr>
-          <w:rFonts w:ascii="Times New Roman" w:eastAsia="Times New Roman" w:hAnsi="Times New Roman" w:cs="Times New Roman"/>
-          <w:color w:val="auto"/>
-          <w:lang w:val="en-ID" w:eastAsia="en-ID"/>
-        </w:rPr>
-        <w:t>Contributed to the published book Pengamatan Perairan Cirebon by ITB Press.</w:t>
-      </w:r>
-    </w:p>
-    <w:p>
-      <w:pPr>
-        <w:pStyle w:val="Heading1"/>
-        <w:pBdr>
-          <w:bottom w:val="single" w:sz="4" w:space="1" w:color="auto"/>
-        </w:pBdr>
-        <w:spacing w:before="0"/>
-        <w:rPr>
-          <w:rFonts w:asciiTheme="majorBidi" w:hAnsiTheme="majorBidi"/>
-          <w:sz w:val="24"/>
-          <w:szCs w:val="24"/>
-        </w:rPr>
-      </w:pPr>
-      <w:r>
-        <w:rPr>
-          <w:rFonts w:asciiTheme="majorBidi" w:hAnsiTheme="majorBidi"/>
-          <w:sz w:val="24"/>
-          <w:szCs w:val="24"/>
-        </w:rPr>
-        <w:t>Selected Projects</w:t>
-      </w:r>
-    </w:p>
-    <w:p>
-      <w:pPr>
-        <w:pStyle w:val="Heading2"/>
-        <w:rPr>
-          <w:rFonts w:asciiTheme="majorBidi" w:eastAsiaTheme="minorHAnsi" w:hAnsiTheme="majorBidi"/>
-          <w:caps w:val="0"/>
-          <w:color w:val="auto"/>
-          <w:sz w:val="22"/>
-          <w:szCs w:val="22"/>
-          <w:lang w:eastAsia="en-US"/>
-        </w:rPr>
-      </w:pPr>
-      <w:r>
-        <w:rPr>
-          <w:rFonts w:asciiTheme="majorBidi" w:eastAsiaTheme="minorHAnsi" w:hAnsiTheme="majorBidi"/>
-          <w:caps w:val="0"/>
-          <w:color w:val="auto"/>
-          <w:sz w:val="22"/>
-          <w:szCs w:val="22"/>
-          <w:lang w:eastAsia="en-US"/>
-        </w:rPr>
-        <w:t>End-to-End Data Pipeline &amp; BI Dashboard</w:t>
-      </w:r>
-    </w:p>
-    <w:p>
-      <w:pPr>
-        <w:pStyle w:val="ListParagraph"/>
-        <w:numPr>
-          <w:ilvl w:val="0"/>
-          <w:numId w:val="21"/>
-        </w:numPr>
-        <w:ind w:left="426"/>
-        <w:jc w:val="both"/>
-        <w:rPr>
-          <w:rFonts w:ascii="Times New Roman" w:eastAsia="Times New Roman" w:hAnsi="Times New Roman" w:cs="Times New Roman"/>
-          <w:color w:val="auto"/>
-          <w:lang w:val="en-ID" w:eastAsia="en-ID"/>
-        </w:rPr>
-      </w:pPr>
-      <w:r>
-        <w:rPr>
-          <w:rFonts w:ascii="Times New Roman" w:eastAsia="Times New Roman" w:hAnsi="Times New Roman" w:cs="Times New Roman"/>
-          <w:color w:val="auto"/>
-          <w:lang w:val="en-ID" w:eastAsia="en-ID"/>
-        </w:rPr>
-        <w:t>Built an ETL pipeline for Superstore sales data, including raw CSV ingestion, validation, transformation, PostgreSQL loading, SQL analysis, and Power BI reporting.</w:t>
-      </w:r>
-    </w:p>
-    <w:p>
-      <w:pPr>
-        <w:pStyle w:val="ListParagraph"/>
-        <w:numPr>
-          <w:ilvl w:val="0"/>
-          <w:numId w:val="21"/>
-        </w:numPr>
-        <w:ind w:left="426"/>
-        <w:jc w:val="both"/>
-        <w:rPr>
-          <w:rFonts w:ascii="Times New Roman" w:eastAsia="Times New Roman" w:hAnsi="Times New Roman" w:cs="Times New Roman"/>
-          <w:color w:val="auto"/>
-          <w:lang w:val="en-ID" w:eastAsia="en-ID"/>
-        </w:rPr>
-      </w:pPr>
-      <w:r>
-        <w:rPr>
-          <w:rFonts w:ascii="Times New Roman" w:eastAsia="Times New Roman" w:hAnsi="Times New Roman" w:cs="Times New Roman"/>
-          <w:color w:val="auto"/>
-          <w:lang w:val="en-ID" w:eastAsia="en-ID"/>
-        </w:rPr>
-        <w:t>Implemented modular Python scripts for extraction, validation, transformation, loading, and logging.</w:t>
-      </w:r>
-    </w:p>
-    <w:p>
-      <w:pPr>
-        <w:pStyle w:val="ListParagraph"/>
-        <w:numPr>
-          <w:ilvl w:val="0"/>
-          <w:numId w:val="21"/>
-        </w:numPr>
-        <w:ind w:left="426"/>
-        <w:jc w:val="both"/>
-        <w:rPr>
-          <w:rFonts w:ascii="Times New Roman" w:eastAsia="Times New Roman" w:hAnsi="Times New Roman" w:cs="Times New Roman"/>
-          <w:color w:val="auto"/>
-          <w:lang w:val="en-ID" w:eastAsia="en-ID"/>
-        </w:rPr>
-      </w:pPr>
-      <w:r>
-        <w:rPr>
-          <w:rFonts w:ascii="Times New Roman" w:eastAsia="Times New Roman" w:hAnsi="Times New Roman" w:cs="Times New Roman"/>
-          <w:color w:val="auto"/>
-          <w:lang w:val="en-ID" w:eastAsia="en-ID"/>
-        </w:rPr>
-        <w:t>Repository: https://github.com/jonisy1406/PortofolioJoniSyofian/tree/main/data-pipeline-project</w:t>
-      </w:r>
-    </w:p>
-    <w:p>
-      <w:pPr>
-        <w:pStyle w:val="Heading2"/>
-        <w:rPr>
-          <w:rFonts w:asciiTheme="majorBidi" w:eastAsiaTheme="minorHAnsi" w:hAnsiTheme="majorBidi"/>
-          <w:caps w:val="0"/>
-          <w:color w:val="auto"/>
-          <w:sz w:val="22"/>
-          <w:szCs w:val="22"/>
-          <w:lang w:eastAsia="en-US"/>
-        </w:rPr>
-      </w:pPr>
-      <w:r>
-        <w:rPr>
-          <w:rFonts w:asciiTheme="majorBidi" w:eastAsiaTheme="minorHAnsi" w:hAnsiTheme="majorBidi"/>
-          <w:caps w:val="0"/>
-          <w:color w:val="auto"/>
-          <w:sz w:val="22"/>
-          <w:szCs w:val="22"/>
-          <w:lang w:eastAsia="en-US"/>
-        </w:rPr>
-        <w:t>Tableau Dashboard Portfolio</w:t>
-      </w:r>
-    </w:p>
-    <w:p>
-      <w:pPr>
-        <w:pStyle w:val="ListParagraph"/>
-        <w:numPr>
-          <w:ilvl w:val="0"/>
-          <w:numId w:val="21"/>
-        </w:numPr>
-        <w:ind w:left="426"/>
-        <w:jc w:val="both"/>
-        <w:rPr>
-          <w:rFonts w:ascii="Times New Roman" w:eastAsia="Times New Roman" w:hAnsi="Times New Roman" w:cs="Times New Roman"/>
-          <w:color w:val="auto"/>
-          <w:lang w:val="en-ID" w:eastAsia="en-ID"/>
-        </w:rPr>
-      </w:pPr>
-      <w:r>
-        <w:rPr>
-          <w:rFonts w:ascii="Times New Roman" w:eastAsia="Times New Roman" w:hAnsi="Times New Roman" w:cs="Times New Roman"/>
-          <w:color w:val="auto"/>
-          <w:lang w:val="en-ID" w:eastAsia="en-ID"/>
-        </w:rPr>
-        <w:t>Developed Tableau dashboards for online store and banking datasets, focusing on business metrics, trend analysis, and interactive data storytelling.</w:t>
-      </w:r>
-    </w:p>
-    <w:p>
-      <w:pPr>
-        <w:pStyle w:val="ListParagraph"/>
-        <w:numPr>
-          <w:ilvl w:val="0"/>
-          <w:numId w:val="21"/>
-        </w:numPr>
-        <w:ind w:left="426"/>
-        <w:jc w:val="both"/>
-        <w:rPr>
-          <w:rFonts w:ascii="Times New Roman" w:eastAsia="Times New Roman" w:hAnsi="Times New Roman" w:cs="Times New Roman"/>
-          <w:color w:val="auto"/>
-          <w:lang w:val="en-ID" w:eastAsia="en-ID"/>
-        </w:rPr>
-      </w:pPr>
-      <w:r>
-        <w:rPr>
-          <w:rFonts w:ascii="Times New Roman" w:eastAsia="Times New Roman" w:hAnsi="Times New Roman" w:cs="Times New Roman"/>
-          <w:color w:val="auto"/>
-          <w:lang w:val="en-ID" w:eastAsia="en-ID"/>
-        </w:rPr>
-        <w:t>Portfolio: https://public.tableau.com/app/profile/joni.syofian/vizzes</w:t>
-      </w:r>
-    </w:p>
-    <w:p>
-      <w:pPr>
-        <w:pStyle w:val="Heading2"/>
-        <w:rPr>
-          <w:rFonts w:asciiTheme="majorBidi" w:eastAsiaTheme="minorHAnsi" w:hAnsiTheme="majorBidi"/>
-          <w:caps w:val="0"/>
-          <w:color w:val="auto"/>
-          <w:sz w:val="22"/>
-          <w:szCs w:val="22"/>
-          <w:lang w:eastAsia="en-US"/>
-        </w:rPr>
-      </w:pPr>
-      <w:r>
-        <w:rPr>
-          <w:rFonts w:asciiTheme="majorBidi" w:eastAsiaTheme="minorHAnsi" w:hAnsiTheme="majorBidi"/>
-          <w:caps w:val="0"/>
-          <w:color w:val="auto"/>
-          <w:sz w:val="22"/>
-          <w:szCs w:val="22"/>
-          <w:lang w:eastAsia="en-US"/>
-        </w:rPr>
-        <w:lastRenderedPageBreak/>
-        <w:t>Data Analytics Portfolio</w:t>
-      </w:r>
-    </w:p>
-    <w:p>
-      <w:pPr>
-        <w:pStyle w:val="ListParagraph"/>
-        <w:numPr>
-          <w:ilvl w:val="0"/>
-          <w:numId w:val="21"/>
-        </w:numPr>
-        <w:ind w:left="426"/>
-        <w:jc w:val="both"/>
-        <w:rPr>
-          <w:rFonts w:ascii="Times New Roman" w:eastAsia="Times New Roman" w:hAnsi="Times New Roman" w:cs="Times New Roman"/>
-          <w:color w:val="auto"/>
-          <w:lang w:val="en-ID" w:eastAsia="en-ID"/>
-        </w:rPr>
-      </w:pPr>
-      <w:r>
-        <w:rPr>
-          <w:rFonts w:ascii="Times New Roman" w:eastAsia="Times New Roman" w:hAnsi="Times New Roman" w:cs="Times New Roman"/>
-          <w:color w:val="auto"/>
-          <w:lang w:val="en-ID" w:eastAsia="en-ID"/>
-        </w:rPr>
-        <w:t>Completed analytics projects covering SQL, Python-based EDA, visualization, customer analysis, and machine learning fundamentals.</w:t>
-      </w:r>
-    </w:p>
-    <w:p>
-      <w:pPr>
-        <w:pStyle w:val="ListParagraph"/>
-        <w:numPr>
-          <w:ilvl w:val="0"/>
-          <w:numId w:val="21"/>
-        </w:numPr>
-        <w:ind w:left="426"/>
-        <w:jc w:val="both"/>
-        <w:rPr>
-          <w:rFonts w:ascii="Times New Roman" w:eastAsia="Times New Roman" w:hAnsi="Times New Roman" w:cs="Times New Roman"/>
-          <w:color w:val="auto"/>
-          <w:lang w:val="en-ID" w:eastAsia="en-ID"/>
-        </w:rPr>
-      </w:pPr>
-      <w:r>
-        <w:rPr>
-          <w:rFonts w:ascii="Times New Roman" w:eastAsia="Times New Roman" w:hAnsi="Times New Roman" w:cs="Times New Roman"/>
-          <w:color w:val="auto"/>
-          <w:lang w:val="en-ID" w:eastAsia="en-ID"/>
-        </w:rPr>
-        <w:t>Repository: https://github.com/jonisy1406/PortofolioData</w:t>
-      </w:r>
-    </w:p>
-    <w:p>
-      <w:pPr>
-        <w:pStyle w:val="Heading2"/>
-        <w:rPr>
-          <w:rFonts w:asciiTheme="majorBidi" w:eastAsiaTheme="minorHAnsi" w:hAnsiTheme="majorBidi"/>
-          <w:caps w:val="0"/>
-          <w:color w:val="auto"/>
-          <w:sz w:val="22"/>
-          <w:szCs w:val="22"/>
-          <w:lang w:eastAsia="en-US"/>
-        </w:rPr>
-      </w:pPr>
-      <w:r>
-        <w:rPr>
-          <w:rFonts w:asciiTheme="majorBidi" w:eastAsiaTheme="minorHAnsi" w:hAnsiTheme="majorBidi"/>
-          <w:caps w:val="0"/>
-          <w:color w:val="auto"/>
-          <w:sz w:val="22"/>
-          <w:szCs w:val="22"/>
-          <w:lang w:eastAsia="en-US"/>
-        </w:rPr>
-        <w:t>Oceanographic Research</w:t>
-      </w:r>
-    </w:p>
-    <w:p>
-      <w:pPr>
-        <w:pStyle w:val="ListParagraph"/>
-        <w:numPr>
-          <w:ilvl w:val="0"/>
-          <w:numId w:val="21"/>
-        </w:numPr>
-        <w:ind w:left="426"/>
-        <w:jc w:val="both"/>
-        <w:rPr>
-          <w:rFonts w:ascii="Times New Roman" w:eastAsia="Times New Roman" w:hAnsi="Times New Roman" w:cs="Times New Roman"/>
-          <w:color w:val="auto"/>
-          <w:lang w:val="en-ID" w:eastAsia="en-ID"/>
-        </w:rPr>
-      </w:pPr>
-      <w:r>
-        <w:rPr>
-          <w:rFonts w:ascii="Times New Roman" w:eastAsia="Times New Roman" w:hAnsi="Times New Roman" w:cs="Times New Roman"/>
-          <w:color w:val="auto"/>
-          <w:lang w:val="en-ID" w:eastAsia="en-ID"/>
-        </w:rPr>
-        <w:t>Supported coastal water research through data collection, processing, analysis, and visualization using MATLAB and Python.</w:t>
-      </w:r>
-    </w:p>
-    <w:p>
-      <w:pPr>
-        <w:pStyle w:val="ListParagraph"/>
-        <w:numPr>
-          <w:ilvl w:val="0"/>
-          <w:numId w:val="21"/>
-        </w:numPr>
-        <w:ind w:left="426"/>
-        <w:jc w:val="both"/>
-        <w:rPr>
-          <w:rFonts w:ascii="Times New Roman" w:eastAsia="Times New Roman" w:hAnsi="Times New Roman" w:cs="Times New Roman"/>
-          <w:color w:val="auto"/>
-          <w:lang w:val="en-ID" w:eastAsia="en-ID"/>
-        </w:rPr>
-      </w:pPr>
-      <w:r>
-        <w:rPr>
-          <w:rFonts w:ascii="Times New Roman" w:eastAsia="Times New Roman" w:hAnsi="Times New Roman" w:cs="Times New Roman"/>
-          <w:color w:val="auto"/>
-          <w:lang w:val="en-ID" w:eastAsia="en-ID"/>
-        </w:rPr>
-        <w:t>Publication: https://www.itbpress.id/pengamatan-perairan-cirebon/</w:t>
-      </w:r>
-    </w:p>
-    <w:p>
-      <w:pPr>
-        <w:pStyle w:val="Heading1"/>
-        <w:pBdr>
-          <w:bottom w:val="single" w:sz="4" w:space="1" w:color="auto"/>
-        </w:pBdr>
-        <w:spacing w:before="0"/>
-        <w:rPr>
-          <w:rFonts w:asciiTheme="majorBidi" w:hAnsiTheme="majorBidi"/>
-          <w:sz w:val="24"/>
-          <w:szCs w:val="24"/>
-        </w:rPr>
-      </w:pPr>
-      <w:r>
-        <w:rPr>
-          <w:rFonts w:asciiTheme="majorBidi" w:hAnsiTheme="majorBidi"/>
-          <w:sz w:val="24"/>
-          <w:szCs w:val="24"/>
-        </w:rPr>
-        <w:t>Education</w:t>
-      </w:r>
-    </w:p>
-    <w:p>
-      <w:pPr>
-        <w:spacing w:after="0"/>
-        <w:rPr>
-          <w:b/>
-          <w:bCs/>
-          <w:caps/>
-        </w:rPr>
-      </w:pPr>
-      <w:r>
-        <w:rPr>
-          <w:rFonts w:asciiTheme="majorBidi" w:hAnsiTheme="majorBidi" w:cstheme="majorBidi"/>
-          <w:bCs/>
-          <w:color w:val="000000" w:themeColor="text1"/>
-        </w:rPr>
-        <w:t>Bachelor</w:t>
-      </w:r>
-      <w:r>
-        <w:rPr>
-          <w:rFonts w:asciiTheme="majorBidi" w:hAnsiTheme="majorBidi" w:cstheme="majorBidi"/>
-          <w:bCs/>
-          <w:color w:val="000000" w:themeColor="text1"/>
-        </w:rPr>
-        <w:t xml:space="preserve"> of </w:t>
-      </w:r>
-      <w:r>
-        <w:rPr>
-          <w:rFonts w:asciiTheme="majorBidi" w:hAnsiTheme="majorBidi" w:cstheme="majorBidi"/>
-          <w:bCs/>
-          <w:color w:val="000000" w:themeColor="text1"/>
-        </w:rPr>
-        <w:t>Science</w:t>
-      </w:r>
-      <w:r>
-        <w:rPr>
-          <w:rFonts w:asciiTheme="majorBidi" w:eastAsiaTheme="minorEastAsia" w:hAnsiTheme="majorBidi" w:cstheme="majorBidi"/>
-          <w:b/>
-          <w:color w:val="000000" w:themeColor="text1"/>
-          <w:lang w:eastAsia="ja-JP"/>
-        </w:rPr>
-        <w:t xml:space="preserve"> </w:t>
-      </w:r>
-      <w:r>
-        <w:rPr>
-          <w:rFonts w:asciiTheme="majorBidi" w:eastAsiaTheme="minorEastAsia" w:hAnsiTheme="majorBidi" w:cstheme="majorBidi"/>
-          <w:b/>
-          <w:color w:val="000000" w:themeColor="text1"/>
-          <w:lang w:eastAsia="ja-JP"/>
-        </w:rPr>
-        <w:t>–</w:t>
-      </w:r>
-      <w:r>
-        <w:rPr>
-          <w:rFonts w:asciiTheme="majorBidi" w:eastAsiaTheme="minorEastAsia" w:hAnsiTheme="majorBidi" w:cstheme="majorBidi"/>
-          <w:b/>
-          <w:color w:val="000000" w:themeColor="text1"/>
-          <w:lang w:eastAsia="ja-JP"/>
-        </w:rPr>
-        <w:t xml:space="preserve"> </w:t>
-      </w:r>
-      <w:r>
-        <w:rPr>
-          <w:rFonts w:asciiTheme="majorBidi" w:eastAsiaTheme="minorEastAsia" w:hAnsiTheme="majorBidi" w:cstheme="majorBidi"/>
-          <w:bCs/>
-          <w:color w:val="000000" w:themeColor="text1"/>
-          <w:lang w:eastAsia="ja-JP"/>
-        </w:rPr>
-        <w:t>Bandung Institute of Technology</w:t>
-      </w:r>
-      <w:r>
-        <w:rPr>
-          <w:rFonts w:asciiTheme="majorBidi" w:eastAsiaTheme="minorEastAsia" w:hAnsiTheme="majorBidi" w:cstheme="majorBidi"/>
-          <w:bCs/>
-          <w:color w:val="000000" w:themeColor="text1"/>
-          <w:lang w:eastAsia="ja-JP"/>
-        </w:rPr>
-        <w:tab/>
-      </w:r>
-      <w:r>
-        <w:rPr>
-          <w:rFonts w:asciiTheme="majorBidi" w:eastAsiaTheme="minorEastAsia" w:hAnsiTheme="majorBidi" w:cstheme="majorBidi"/>
-          <w:bCs/>
-          <w:color w:val="000000" w:themeColor="text1"/>
-          <w:lang w:eastAsia="ja-JP"/>
-        </w:rPr>
-        <w:tab/>
-      </w:r>
-      <w:r>
-        <w:rPr>
-          <w:rFonts w:asciiTheme="majorBidi" w:eastAsiaTheme="minorEastAsia" w:hAnsiTheme="majorBidi" w:cstheme="majorBidi"/>
-          <w:bCs/>
-          <w:color w:val="000000" w:themeColor="text1"/>
-          <w:lang w:eastAsia="ja-JP"/>
-        </w:rPr>
-        <w:tab/>
-      </w:r>
-      <w:r>
-        <w:rPr>
-          <w:rFonts w:asciiTheme="majorBidi" w:eastAsiaTheme="minorEastAsia" w:hAnsiTheme="majorBidi" w:cstheme="majorBidi"/>
-          <w:b/>
-          <w:color w:val="000000" w:themeColor="text1"/>
-          <w:lang w:eastAsia="ja-JP"/>
-        </w:rPr>
-        <w:tab/>
-      </w:r>
-      <w:r>
-        <w:rPr>
-          <w:rFonts w:asciiTheme="majorBidi" w:eastAsiaTheme="minorEastAsia" w:hAnsiTheme="majorBidi" w:cstheme="majorBidi"/>
-          <w:b/>
-          <w:color w:val="000000" w:themeColor="text1"/>
-          <w:lang w:eastAsia="ja-JP"/>
-        </w:rPr>
-        <w:tab/>
-      </w:r>
-      <w:r>
-        <w:rPr>
-          <w:rFonts w:asciiTheme="majorBidi" w:eastAsiaTheme="minorEastAsia" w:hAnsiTheme="majorBidi" w:cstheme="majorBidi"/>
-          <w:b/>
-          <w:color w:val="000000" w:themeColor="text1"/>
-          <w:lang w:eastAsia="ja-JP"/>
-        </w:rPr>
-        <w:tab/>
-        <w:t xml:space="preserve">   </w:t>
-      </w:r>
-      <w:r>
-        <w:rPr>
-          <w:rFonts w:asciiTheme="majorBidi" w:eastAsiaTheme="minorEastAsia" w:hAnsiTheme="majorBidi" w:cstheme="majorBidi"/>
-          <w:bCs/>
-          <w:color w:val="000000" w:themeColor="text1"/>
-          <w:lang w:eastAsia="ja-JP"/>
-        </w:rPr>
-        <w:t>July 2018 – October 202</w:t>
-      </w:r>
-      <w:r>
-        <w:rPr>
-          <w:rFonts w:asciiTheme="majorBidi" w:eastAsiaTheme="minorEastAsia" w:hAnsiTheme="majorBidi" w:cstheme="majorBidi"/>
-          <w:bCs/>
-          <w:color w:val="000000" w:themeColor="text1"/>
-          <w:lang w:eastAsia="ja-JP"/>
-        </w:rPr>
-        <w:t>2</w:t>
-      </w:r>
-    </w:p>
-    <w:p>
-      <w:pPr>
-        <w:pStyle w:val="ListBullet"/>
-        <w:numPr>
-          <w:ilvl w:val="0"/>
-          <w:numId w:val="0"/>
-        </w:numPr>
-        <w:spacing w:line="276" w:lineRule="auto"/>
-        <w:rPr>
-          <w:rFonts w:asciiTheme="majorBidi" w:hAnsiTheme="majorBidi" w:cstheme="majorBidi"/>
-          <w:bCs/>
-          <w:color w:val="000000" w:themeColor="text1"/>
-        </w:rPr>
-      </w:pPr>
-      <w:r>
-        <w:rPr>
-          <w:rFonts w:asciiTheme="majorBidi" w:hAnsiTheme="majorBidi" w:cstheme="majorBidi"/>
-          <w:bCs/>
-          <w:color w:val="000000" w:themeColor="text1"/>
-        </w:rPr>
-        <w:t xml:space="preserve">Data Science </w:t>
-      </w:r>
-      <w:r>
-        <w:rPr>
-          <w:rFonts w:asciiTheme="majorBidi" w:hAnsiTheme="majorBidi" w:cstheme="majorBidi"/>
-          <w:bCs/>
-          <w:color w:val="000000" w:themeColor="text1"/>
-        </w:rPr>
-        <w:t xml:space="preserve">Program - </w:t>
-      </w:r>
-      <w:r>
-        <w:rPr>
-          <w:rFonts w:asciiTheme="majorBidi" w:hAnsiTheme="majorBidi" w:cstheme="majorBidi"/>
-          <w:bCs/>
-          <w:color w:val="000000" w:themeColor="text1"/>
-        </w:rPr>
-        <w:t>Rakamin Academy</w:t>
-      </w:r>
-      <w:r>
-        <w:rPr>
-          <w:rFonts w:asciiTheme="majorBidi" w:hAnsiTheme="majorBidi" w:cstheme="majorBidi"/>
-          <w:b/>
-          <w:color w:val="000000" w:themeColor="text1"/>
-        </w:rPr>
-        <w:tab/>
-      </w:r>
-      <w:r>
-        <w:rPr>
-          <w:rFonts w:asciiTheme="majorBidi" w:hAnsiTheme="majorBidi" w:cstheme="majorBidi"/>
-          <w:b/>
-          <w:color w:val="000000" w:themeColor="text1"/>
-        </w:rPr>
-        <w:tab/>
-      </w:r>
-      <w:r>
-        <w:rPr>
-          <w:rFonts w:asciiTheme="majorBidi" w:hAnsiTheme="majorBidi" w:cstheme="majorBidi"/>
-          <w:b/>
-          <w:color w:val="000000" w:themeColor="text1"/>
-        </w:rPr>
-        <w:tab/>
-      </w:r>
-      <w:r>
-        <w:rPr>
-          <w:rFonts w:asciiTheme="majorBidi" w:hAnsiTheme="majorBidi" w:cstheme="majorBidi"/>
-          <w:b/>
-          <w:color w:val="000000" w:themeColor="text1"/>
-        </w:rPr>
-        <w:tab/>
-      </w:r>
-      <w:r>
-        <w:rPr>
-          <w:rFonts w:asciiTheme="majorBidi" w:hAnsiTheme="majorBidi" w:cstheme="majorBidi"/>
-          <w:b/>
-          <w:color w:val="000000" w:themeColor="text1"/>
-        </w:rPr>
-        <w:tab/>
-      </w:r>
-      <w:r>
-        <w:rPr>
-          <w:rFonts w:asciiTheme="majorBidi" w:hAnsiTheme="majorBidi" w:cstheme="majorBidi"/>
-          <w:b/>
-          <w:color w:val="000000" w:themeColor="text1"/>
-        </w:rPr>
-        <w:tab/>
-        <w:t xml:space="preserve">          </w:t>
-      </w:r>
-      <w:r>
-        <w:rPr>
-          <w:rFonts w:asciiTheme="majorBidi" w:hAnsiTheme="majorBidi" w:cstheme="majorBidi"/>
-          <w:b/>
-          <w:color w:val="000000" w:themeColor="text1"/>
-        </w:rPr>
-        <w:tab/>
-        <w:t xml:space="preserve">     </w:t>
-      </w:r>
-      <w:r>
-        <w:rPr>
-          <w:rFonts w:asciiTheme="majorBidi" w:hAnsiTheme="majorBidi" w:cstheme="majorBidi"/>
-          <w:b/>
-          <w:color w:val="000000" w:themeColor="text1"/>
-        </w:rPr>
-        <w:t xml:space="preserve"> </w:t>
-      </w:r>
-      <w:r>
-        <w:rPr>
-          <w:rFonts w:asciiTheme="majorBidi" w:hAnsiTheme="majorBidi" w:cstheme="majorBidi"/>
-          <w:b/>
-          <w:color w:val="000000" w:themeColor="text1"/>
-        </w:rPr>
-        <w:t xml:space="preserve">  </w:t>
-      </w:r>
-      <w:r>
-        <w:rPr>
-          <w:rFonts w:asciiTheme="majorBidi" w:hAnsiTheme="majorBidi" w:cstheme="majorBidi"/>
-          <w:bCs/>
-          <w:color w:val="000000" w:themeColor="text1"/>
-        </w:rPr>
-        <w:t xml:space="preserve">July – </w:t>
-      </w:r>
-      <w:r>
-        <w:rPr>
-          <w:rFonts w:asciiTheme="majorBidi" w:hAnsiTheme="majorBidi" w:cstheme="majorBidi"/>
-          <w:bCs/>
-          <w:color w:val="000000" w:themeColor="text1"/>
-        </w:rPr>
-        <w:t>November 2022</w:t>
-      </w:r>
-    </w:p>
-    <w:p>
-      <w:pPr>
-        <w:pStyle w:val="ListBullet"/>
-        <w:numPr>
-          <w:ilvl w:val="0"/>
-          <w:numId w:val="0"/>
-        </w:numPr>
-        <w:spacing w:after="0" w:line="276" w:lineRule="auto"/>
-        <w:rPr>
-          <w:rFonts w:asciiTheme="majorBidi" w:hAnsiTheme="majorBidi" w:cstheme="majorBidi"/>
-          <w:bCs/>
-          <w:color w:val="000000" w:themeColor="text1"/>
-        </w:rPr>
-      </w:pPr>
-    </w:p>
-    <w:p>
-      <w:pPr>
-        <w:pStyle w:val="Heading1"/>
-        <w:pBdr>
-          <w:bottom w:val="single" w:sz="4" w:space="1" w:color="auto"/>
-        </w:pBdr>
-        <w:spacing w:before="0"/>
-        <w:rPr>
-          <w:rFonts w:asciiTheme="majorBidi" w:hAnsiTheme="majorBidi"/>
-          <w:sz w:val="24"/>
-          <w:szCs w:val="24"/>
-        </w:rPr>
-      </w:pPr>
-      <w:r>
-        <w:rPr>
-          <w:rFonts w:asciiTheme="majorBidi" w:hAnsiTheme="majorBidi"/>
-          <w:sz w:val="24"/>
-          <w:szCs w:val="24"/>
-        </w:rPr>
-        <w:t>Achievements, Past Projects, and Other Experiences</w:t>
-      </w:r>
-    </w:p>
-    <w:p>
-      <w:pPr>
-        <w:pStyle w:val="ListBullet"/>
-        <w:numPr>
-          <w:ilvl w:val="0"/>
-          <w:numId w:val="14"/>
-        </w:numPr>
-        <w:spacing w:line="276" w:lineRule="auto"/>
-        <w:ind w:left="426"/>
-        <w:rPr>
-          <w:rFonts w:asciiTheme="majorBidi" w:hAnsiTheme="majorBidi" w:cstheme="majorBidi"/>
-          <w:bCs/>
-          <w:color w:val="000000" w:themeColor="text1"/>
-        </w:rPr>
-      </w:pPr>
-      <w:hyperlink r:id="rId9" w:history="1">
+      <w:hyperlink r:id="rId12" w:history="1">
         <w:r>
           <w:rPr>
-            <w:rStyle w:val="Hyperlink"/>
-            <w:rFonts w:asciiTheme="majorBidi" w:hAnsiTheme="majorBidi" w:cstheme="majorBidi"/>
-            <w:bCs/>
+            <w:rFonts w:ascii="Arial" w:hAnsi="Arial" w:cs="Arial"/>
+            <w:color w:val="0563C1"/>
+            <w:u w:val="single"/>
           </w:rPr>
           <w:t>Selected as a finalist</w:t>
         </w:r>
       </w:hyperlink>
       <w:r>
         <w:rPr>
-          <w:rFonts w:asciiTheme="majorBidi" w:hAnsiTheme="majorBidi" w:cstheme="majorBidi"/>
-          <w:bCs/>
-          <w:color w:val="000000" w:themeColor="text1"/>
+          <w:rFonts w:ascii="Arial" w:hAnsi="Arial" w:cs="Arial"/>
+          <w:color w:val="1F1F1F"/>
         </w:rPr>
-        <w:t xml:space="preserve"> to pitch a breakthrough idea titled “Data-Driven Dashboard for Understanding the Characteristics of Ocean Wave and Wind Conditions on Indonesia Fisheries Management Area 711”.</w:t>
+        <w:t xml:space="preserve"> to pitch a dashboard concept for analyzing ocean wave and wind conditions in Indonesia Fisheries Management Area 711; related </w:t>
+      </w:r>
+      <w:hyperlink r:id="rId13" w:history="1">
+        <w:r>
+          <w:rPr>
+            <w:rFonts w:ascii="Arial" w:hAnsi="Arial" w:cs="Arial"/>
+            <w:color w:val="0563C1"/>
+            <w:u w:val="single"/>
+          </w:rPr>
+          <w:t>publication</w:t>
+        </w:r>
+      </w:hyperlink>
+      <w:r>
+        <w:rPr>
+          <w:rFonts w:ascii="Arial" w:hAnsi="Arial" w:cs="Arial"/>
+          <w:color w:val="1F1F1F"/>
+        </w:rPr>
+        <w:t xml:space="preserve"> available.</w:t>
       </w:r>
     </w:p>
     <w:p>
       <w:pPr>
-        <w:pStyle w:val="ListBullet"/>
+        <w:pStyle w:val="ListParagraph"/>
         <w:numPr>
           <w:ilvl w:val="0"/>
-          <w:numId w:val="14"/>
+          <w:numId w:val="39"/>
         </w:numPr>
-        <w:spacing w:line="276" w:lineRule="auto"/>
-        <w:ind w:left="426"/>
+        <w:spacing w:after="50" w:line="276" w:lineRule="auto"/>
+        <w:jc w:val="both"/>
         <w:rPr>
-          <w:rFonts w:asciiTheme="majorBidi" w:hAnsiTheme="majorBidi" w:cstheme="majorBidi"/>
-          <w:bCs/>
-          <w:color w:val="000000" w:themeColor="text1"/>
+          <w:rFonts w:ascii="Arial" w:hAnsi="Arial" w:cs="Arial"/>
         </w:rPr>
       </w:pPr>
       <w:r>
         <w:rPr>
-          <w:rFonts w:asciiTheme="majorBidi" w:hAnsiTheme="majorBidi" w:cstheme="majorBidi"/>
-          <w:bCs/>
-          <w:color w:val="000000" w:themeColor="text1"/>
+          <w:rFonts w:ascii="Arial" w:hAnsi="Arial" w:cs="Arial"/>
+          <w:color w:val="1F1F1F"/>
         </w:rPr>
-        <w:t>Served as Assistant Lecturer and Practical Assistant for statistics courses for three consecutive semesters.</w:t>
+        <w:t xml:space="preserve">Built an interactive </w:t>
       </w:r>
-    </w:p>
-    <w:p>
-      <w:pPr>
-        <w:pStyle w:val="ListBullet"/>
-        <w:numPr>
-          <w:ilvl w:val="0"/>
-          <w:numId w:val="14"/>
-        </w:numPr>
-        <w:spacing w:line="276" w:lineRule="auto"/>
-        <w:ind w:left="426"/>
-        <w:rPr>
-          <w:rFonts w:asciiTheme="majorBidi" w:hAnsiTheme="majorBidi" w:cstheme="majorBidi"/>
-          <w:bCs/>
-          <w:color w:val="000000" w:themeColor="text1"/>
-        </w:rPr>
-      </w:pPr>
-      <w:r>
-        <w:rPr>
-          <w:rFonts w:asciiTheme="majorBidi" w:hAnsiTheme="majorBidi" w:cstheme="majorBidi"/>
-          <w:bCs/>
-          <w:color w:val="000000" w:themeColor="text1"/>
-        </w:rPr>
-        <w:t xml:space="preserve">Created an </w:t>
-      </w:r>
-      <w:hyperlink r:id="rId10" w:history="1">
+      <w:hyperlink r:id="rId14" w:history="1">
         <w:r>
           <w:rPr>
-            <w:rStyle w:val="Hyperlink"/>
-            <w:rFonts w:asciiTheme="majorBidi" w:hAnsiTheme="majorBidi" w:cstheme="majorBidi"/>
-            <w:bCs/>
+            <w:rFonts w:ascii="Arial" w:hAnsi="Arial" w:cs="Arial"/>
+            <w:color w:val="0563C1"/>
+            <w:u w:val="single"/>
           </w:rPr>
           <w:t>EDA dashboard</w:t>
         </w:r>
       </w:hyperlink>
       <w:r>
         <w:rPr>
-          <w:rFonts w:asciiTheme="majorBidi" w:hAnsiTheme="majorBidi" w:cstheme="majorBidi"/>
-          <w:bCs/>
-          <w:color w:val="000000" w:themeColor="text1"/>
+          <w:rFonts w:ascii="Arial" w:hAnsi="Arial" w:cs="Arial"/>
+          <w:color w:val="1F1F1F"/>
         </w:rPr>
-        <w:t xml:space="preserve"> to analyzed csv files using python.</w:t>
+        <w:t xml:space="preserve"> for CSV analysis using Python and Streamlit; additional work is available in the </w:t>
       </w:r>
-      <w:r>
-        <w:rPr>
-          <w:rFonts w:asciiTheme="majorBidi" w:hAnsiTheme="majorBidi" w:cstheme="majorBidi"/>
-          <w:bCs/>
-          <w:color w:val="000000" w:themeColor="text1"/>
-        </w:rPr>
-        <w:t xml:space="preserve"> (</w:t>
-      </w:r>
-      <w:hyperlink r:id="rId11" w:history="1">
+      <w:hyperlink r:id="rId15" w:history="1">
         <w:r>
           <w:rPr>
-            <w:rStyle w:val="Hyperlink"/>
-            <w:rFonts w:asciiTheme="majorBidi" w:hAnsiTheme="majorBidi" w:cstheme="majorBidi"/>
-            <w:bCs/>
+            <w:rFonts w:ascii="Arial" w:hAnsi="Arial" w:cs="Arial"/>
+            <w:color w:val="0563C1"/>
+            <w:u w:val="single"/>
           </w:rPr>
-          <w:t>other portfolios</w:t>
+          <w:t>portfolio</w:t>
         </w:r>
       </w:hyperlink>
       <w:r>
         <w:rPr>
-          <w:rFonts w:asciiTheme="majorBidi" w:hAnsiTheme="majorBidi" w:cstheme="majorBidi"/>
-          <w:bCs/>
-          <w:color w:val="000000" w:themeColor="text1"/>
+          <w:rFonts w:ascii="Arial" w:hAnsi="Arial" w:cs="Arial"/>
+          <w:color w:val="1F1F1F"/>
         </w:rPr>
-        <w:t>)</w:t>
+        <w:t>.</w:t>
       </w:r>
     </w:p>
     <w:sectPr>
-      <w:footerReference w:type="default" r:id="rId12"/>
-      <w:pgSz w:w="12240" w:h="15840" w:code="1"/>
-      <w:pgMar w:top="567" w:right="567" w:bottom="567" w:left="567" w:header="720" w:footer="720" w:gutter="0"/>
+      <w:pgSz w:w="11906" w:h="16838"/>
+      <w:pgMar w:top="720" w:right="720" w:bottom="720" w:left="720" w:header="360" w:footer="360" w:gutter="0"/>
       <w:cols w:space="720"/>
       <w:docGrid w:linePitch="360"/>
     </w:sectPr>
@@ -1677,22 +780,6 @@
     </w:p>
   </w:endnote>
 </w:endnotes>
-</file>
-
-<file path=word/footer1.xml><?xml version="1.0" encoding="utf-8"?>
-<w:ftr xmlns:wpc="http://schemas.microsoft.com/office/word/2010/wordprocessingCanvas" xmlns:cx="http://schemas.microsoft.com/office/drawing/2014/chartex" xmlns:cx1="http://schemas.microsoft.com/office/drawing/2015/9/8/chartex" xmlns:cx2="http://schemas.microsoft.com/office/drawing/2015/10/21/chartex" xmlns:cx3="http://schemas.microsoft.com/office/drawing/2016/5/9/chartex" xmlns:cx4="http://schemas.microsoft.com/office/drawing/2016/5/10/chartex" xmlns:cx5="http://schemas.microsoft.com/office/drawing/2016/5/11/chartex" xmlns:cx6="http://schemas.microsoft.com/office/drawing/2016/5/12/chartex" xmlns:cx7="http://schemas.microsoft.com/office/drawing/2016/5/13/chartex" xmlns:cx8="http://schemas.microsoft.com/office/drawing/2016/5/14/chartex" xmlns:mc="http://schemas.openxmlformats.org/markup-compatibility/2006" xmlns:aink="http://schemas.microsoft.com/office/drawing/2016/ink" xmlns:am3d="http://schemas.microsoft.com/office/drawing/2017/model3d" xmlns:o="urn:schemas-microsoft-com:office:office" xmlns:oel="http://schemas.microsoft.com/office/2019/extlst" xmlns:r="http://schemas.openxmlformats.org/officeDocument/2006/relationships" xmlns:m="http://schemas.openxmlformats.org/officeDocument/2006/math" xmlns:v="urn:schemas-microsoft-com:vml" xmlns:wp14="http://schemas.microsoft.com/office/word/2010/wordprocessingDrawing" xmlns:wp="http://schemas.openxmlformats.org/drawingml/2006/wordprocessingDrawing" xmlns:w10="urn:schemas-microsoft-com:office:word" xmlns:w="http://schemas.openxmlformats.org/wordprocessingml/2006/main" xmlns:w14="http://schemas.microsoft.com/office/word/2010/wordml" xmlns:w15="http://schemas.microsoft.com/office/word/2012/wordml" xmlns:w16cex="http://schemas.microsoft.com/office/word/2018/wordml/cex" xmlns:w16cid="http://schemas.microsoft.com/office/word/2016/wordml/cid" xmlns:w16="http://schemas.microsoft.com/office/word/2018/wordml" xmlns:w16du="http://schemas.microsoft.com/office/word/2023/wordml/word16du" xmlns:w16sdtdh="http://schemas.microsoft.com/office/word/2020/wordml/sdtdatahash" xmlns:w16sdtfl="http://schemas.microsoft.com/office/word/2024/wordml/sdtformatlock" xmlns:w16se="http://schemas.microsoft.com/office/word/2015/wordml/symex" xmlns:wpg="http://schemas.microsoft.com/office/word/2010/wordprocessingGroup" xmlns:wpi="http://schemas.microsoft.com/office/word/2010/wordprocessingInk" xmlns:wne="http://schemas.microsoft.com/office/word/2006/wordml" xmlns:wps="http://schemas.microsoft.com/office/word/2010/wordprocessingShape" mc:Ignorable="w14 w15 w16se w16cid w16 w16cex w16sdtdh w16sdtfl w16du wp14">
-  <w:p>
-    <w:pPr>
-      <w:pStyle w:val="Footer"/>
-      <w:jc w:val="right"/>
-    </w:pPr>
-  </w:p>
-  <w:p>
-    <w:pPr>
-      <w:pStyle w:val="Footer"/>
-    </w:pPr>
-  </w:p>
-</w:ftr>
 </file>
 
 <file path=word/footnotes.xml><?xml version="1.0" encoding="utf-8"?>
@@ -1836,6 +923,119 @@
     </w:lvl>
   </w:abstractNum>
   <w:abstractNum w:abstractNumId="1" w15:restartNumberingAfterBreak="0">
+    <w:nsid w:val="06050DFE"/>
+    <w:multiLevelType w:val="hybridMultilevel"/>
+    <w:tmpl w:val="0434ACFE"/>
+    <w:lvl w:ilvl="0" w:tplc="EA00A4AC">
+      <w:numFmt w:val="bullet"/>
+      <w:lvlText w:val="-"/>
+      <w:lvlJc w:val="left"/>
+      <w:pPr>
+        <w:ind w:left="540" w:hanging="360"/>
+      </w:pPr>
+      <w:rPr>
+        <w:rFonts w:ascii="Arial" w:eastAsiaTheme="minorHAnsi" w:hAnsi="Arial" w:cs="Arial" w:hint="default"/>
+        <w:color w:val="1F1F1F"/>
+      </w:rPr>
+    </w:lvl>
+    <w:lvl w:ilvl="1" w:tplc="38090003" w:tentative="1">
+      <w:start w:val="1"/>
+      <w:numFmt w:val="bullet"/>
+      <w:lvlText w:val="o"/>
+      <w:lvlJc w:val="left"/>
+      <w:pPr>
+        <w:ind w:left="1260" w:hanging="360"/>
+      </w:pPr>
+      <w:rPr>
+        <w:rFonts w:ascii="Courier New" w:hAnsi="Courier New" w:cs="Courier New" w:hint="default"/>
+      </w:rPr>
+    </w:lvl>
+    <w:lvl w:ilvl="2" w:tplc="38090005" w:tentative="1">
+      <w:start w:val="1"/>
+      <w:numFmt w:val="bullet"/>
+      <w:lvlText w:val=""/>
+      <w:lvlJc w:val="left"/>
+      <w:pPr>
+        <w:ind w:left="1980" w:hanging="360"/>
+      </w:pPr>
+      <w:rPr>
+        <w:rFonts w:ascii="Wingdings" w:hAnsi="Wingdings" w:hint="default"/>
+      </w:rPr>
+    </w:lvl>
+    <w:lvl w:ilvl="3" w:tplc="38090001" w:tentative="1">
+      <w:start w:val="1"/>
+      <w:numFmt w:val="bullet"/>
+      <w:lvlText w:val=""/>
+      <w:lvlJc w:val="left"/>
+      <w:pPr>
+        <w:ind w:left="2700" w:hanging="360"/>
+      </w:pPr>
+      <w:rPr>
+        <w:rFonts w:ascii="Symbol" w:hAnsi="Symbol" w:hint="default"/>
+      </w:rPr>
+    </w:lvl>
+    <w:lvl w:ilvl="4" w:tplc="38090003" w:tentative="1">
+      <w:start w:val="1"/>
+      <w:numFmt w:val="bullet"/>
+      <w:lvlText w:val="o"/>
+      <w:lvlJc w:val="left"/>
+      <w:pPr>
+        <w:ind w:left="3420" w:hanging="360"/>
+      </w:pPr>
+      <w:rPr>
+        <w:rFonts w:ascii="Courier New" w:hAnsi="Courier New" w:cs="Courier New" w:hint="default"/>
+      </w:rPr>
+    </w:lvl>
+    <w:lvl w:ilvl="5" w:tplc="38090005" w:tentative="1">
+      <w:start w:val="1"/>
+      <w:numFmt w:val="bullet"/>
+      <w:lvlText w:val=""/>
+      <w:lvlJc w:val="left"/>
+      <w:pPr>
+        <w:ind w:left="4140" w:hanging="360"/>
+      </w:pPr>
+      <w:rPr>
+        <w:rFonts w:ascii="Wingdings" w:hAnsi="Wingdings" w:hint="default"/>
+      </w:rPr>
+    </w:lvl>
+    <w:lvl w:ilvl="6" w:tplc="38090001" w:tentative="1">
+      <w:start w:val="1"/>
+      <w:numFmt w:val="bullet"/>
+      <w:lvlText w:val=""/>
+      <w:lvlJc w:val="left"/>
+      <w:pPr>
+        <w:ind w:left="4860" w:hanging="360"/>
+      </w:pPr>
+      <w:rPr>
+        <w:rFonts w:ascii="Symbol" w:hAnsi="Symbol" w:hint="default"/>
+      </w:rPr>
+    </w:lvl>
+    <w:lvl w:ilvl="7" w:tplc="38090003" w:tentative="1">
+      <w:start w:val="1"/>
+      <w:numFmt w:val="bullet"/>
+      <w:lvlText w:val="o"/>
+      <w:lvlJc w:val="left"/>
+      <w:pPr>
+        <w:ind w:left="5580" w:hanging="360"/>
+      </w:pPr>
+      <w:rPr>
+        <w:rFonts w:ascii="Courier New" w:hAnsi="Courier New" w:cs="Courier New" w:hint="default"/>
+      </w:rPr>
+    </w:lvl>
+    <w:lvl w:ilvl="8" w:tplc="38090005" w:tentative="1">
+      <w:start w:val="1"/>
+      <w:numFmt w:val="bullet"/>
+      <w:lvlText w:val=""/>
+      <w:lvlJc w:val="left"/>
+      <w:pPr>
+        <w:ind w:left="6300" w:hanging="360"/>
+      </w:pPr>
+      <w:rPr>
+        <w:rFonts w:ascii="Wingdings" w:hAnsi="Wingdings" w:hint="default"/>
+      </w:rPr>
+    </w:lvl>
+  </w:abstractNum>
+  <w:abstractNum w:abstractNumId="2" w15:restartNumberingAfterBreak="0">
     <w:nsid w:val="0A034AD0"/>
     <w:multiLevelType w:val="multilevel"/>
     <w:tmpl w:val="67B638B6"/>
@@ -1976,7 +1176,234 @@
       </w:rPr>
     </w:lvl>
   </w:abstractNum>
-  <w:abstractNum w:abstractNumId="2" w15:restartNumberingAfterBreak="0">
+  <w:abstractNum w:abstractNumId="3" w15:restartNumberingAfterBreak="0">
+    <w:nsid w:val="12AC0761"/>
+    <w:multiLevelType w:val="hybridMultilevel"/>
+    <w:tmpl w:val="17A67B5A"/>
+    <w:lvl w:ilvl="0" w:tplc="72DA9A82">
+      <w:numFmt w:val="bullet"/>
+      <w:lvlText w:val="-"/>
+      <w:lvlJc w:val="left"/>
+      <w:pPr>
+        <w:ind w:left="540" w:hanging="360"/>
+      </w:pPr>
+      <w:rPr>
+        <w:rFonts w:ascii="Arial" w:eastAsiaTheme="minorHAnsi" w:hAnsi="Arial" w:cs="Arial" w:hint="default"/>
+        <w:color w:val="1F1F1F"/>
+      </w:rPr>
+    </w:lvl>
+    <w:lvl w:ilvl="1" w:tplc="38090003" w:tentative="1">
+      <w:start w:val="1"/>
+      <w:numFmt w:val="bullet"/>
+      <w:lvlText w:val="o"/>
+      <w:lvlJc w:val="left"/>
+      <w:pPr>
+        <w:ind w:left="1260" w:hanging="360"/>
+      </w:pPr>
+      <w:rPr>
+        <w:rFonts w:ascii="Courier New" w:hAnsi="Courier New" w:cs="Courier New" w:hint="default"/>
+      </w:rPr>
+    </w:lvl>
+    <w:lvl w:ilvl="2" w:tplc="38090005" w:tentative="1">
+      <w:start w:val="1"/>
+      <w:numFmt w:val="bullet"/>
+      <w:lvlText w:val=""/>
+      <w:lvlJc w:val="left"/>
+      <w:pPr>
+        <w:ind w:left="1980" w:hanging="360"/>
+      </w:pPr>
+      <w:rPr>
+        <w:rFonts w:ascii="Wingdings" w:hAnsi="Wingdings" w:hint="default"/>
+      </w:rPr>
+    </w:lvl>
+    <w:lvl w:ilvl="3" w:tplc="38090001" w:tentative="1">
+      <w:start w:val="1"/>
+      <w:numFmt w:val="bullet"/>
+      <w:lvlText w:val=""/>
+      <w:lvlJc w:val="left"/>
+      <w:pPr>
+        <w:ind w:left="2700" w:hanging="360"/>
+      </w:pPr>
+      <w:rPr>
+        <w:rFonts w:ascii="Symbol" w:hAnsi="Symbol" w:hint="default"/>
+      </w:rPr>
+    </w:lvl>
+    <w:lvl w:ilvl="4" w:tplc="38090003" w:tentative="1">
+      <w:start w:val="1"/>
+      <w:numFmt w:val="bullet"/>
+      <w:lvlText w:val="o"/>
+      <w:lvlJc w:val="left"/>
+      <w:pPr>
+        <w:ind w:left="3420" w:hanging="360"/>
+      </w:pPr>
+      <w:rPr>
+        <w:rFonts w:ascii="Courier New" w:hAnsi="Courier New" w:cs="Courier New" w:hint="default"/>
+      </w:rPr>
+    </w:lvl>
+    <w:lvl w:ilvl="5" w:tplc="38090005" w:tentative="1">
+      <w:start w:val="1"/>
+      <w:numFmt w:val="bullet"/>
+      <w:lvlText w:val=""/>
+      <w:lvlJc w:val="left"/>
+      <w:pPr>
+        <w:ind w:left="4140" w:hanging="360"/>
+      </w:pPr>
+      <w:rPr>
+        <w:rFonts w:ascii="Wingdings" w:hAnsi="Wingdings" w:hint="default"/>
+      </w:rPr>
+    </w:lvl>
+    <w:lvl w:ilvl="6" w:tplc="38090001" w:tentative="1">
+      <w:start w:val="1"/>
+      <w:numFmt w:val="bullet"/>
+      <w:lvlText w:val=""/>
+      <w:lvlJc w:val="left"/>
+      <w:pPr>
+        <w:ind w:left="4860" w:hanging="360"/>
+      </w:pPr>
+      <w:rPr>
+        <w:rFonts w:ascii="Symbol" w:hAnsi="Symbol" w:hint="default"/>
+      </w:rPr>
+    </w:lvl>
+    <w:lvl w:ilvl="7" w:tplc="38090003" w:tentative="1">
+      <w:start w:val="1"/>
+      <w:numFmt w:val="bullet"/>
+      <w:lvlText w:val="o"/>
+      <w:lvlJc w:val="left"/>
+      <w:pPr>
+        <w:ind w:left="5580" w:hanging="360"/>
+      </w:pPr>
+      <w:rPr>
+        <w:rFonts w:ascii="Courier New" w:hAnsi="Courier New" w:cs="Courier New" w:hint="default"/>
+      </w:rPr>
+    </w:lvl>
+    <w:lvl w:ilvl="8" w:tplc="38090005" w:tentative="1">
+      <w:start w:val="1"/>
+      <w:numFmt w:val="bullet"/>
+      <w:lvlText w:val=""/>
+      <w:lvlJc w:val="left"/>
+      <w:pPr>
+        <w:ind w:left="6300" w:hanging="360"/>
+      </w:pPr>
+      <w:rPr>
+        <w:rFonts w:ascii="Wingdings" w:hAnsi="Wingdings" w:hint="default"/>
+      </w:rPr>
+    </w:lvl>
+  </w:abstractNum>
+  <w:abstractNum w:abstractNumId="4" w15:restartNumberingAfterBreak="0">
+    <w:nsid w:val="1A514546"/>
+    <w:multiLevelType w:val="hybridMultilevel"/>
+    <w:tmpl w:val="7D0C9870"/>
+    <w:lvl w:ilvl="0" w:tplc="38090001">
+      <w:start w:val="1"/>
+      <w:numFmt w:val="bullet"/>
+      <w:lvlText w:val=""/>
+      <w:lvlJc w:val="left"/>
+      <w:pPr>
+        <w:ind w:left="540" w:hanging="360"/>
+      </w:pPr>
+      <w:rPr>
+        <w:rFonts w:ascii="Symbol" w:hAnsi="Symbol" w:hint="default"/>
+        <w:color w:val="1F1F1F"/>
+      </w:rPr>
+    </w:lvl>
+    <w:lvl w:ilvl="1" w:tplc="FFFFFFFF" w:tentative="1">
+      <w:start w:val="1"/>
+      <w:numFmt w:val="bullet"/>
+      <w:lvlText w:val="o"/>
+      <w:lvlJc w:val="left"/>
+      <w:pPr>
+        <w:ind w:left="1260" w:hanging="360"/>
+      </w:pPr>
+      <w:rPr>
+        <w:rFonts w:ascii="Courier New" w:hAnsi="Courier New" w:cs="Courier New" w:hint="default"/>
+      </w:rPr>
+    </w:lvl>
+    <w:lvl w:ilvl="2" w:tplc="FFFFFFFF" w:tentative="1">
+      <w:start w:val="1"/>
+      <w:numFmt w:val="bullet"/>
+      <w:lvlText w:val=""/>
+      <w:lvlJc w:val="left"/>
+      <w:pPr>
+        <w:ind w:left="1980" w:hanging="360"/>
+      </w:pPr>
+      <w:rPr>
+        <w:rFonts w:ascii="Wingdings" w:hAnsi="Wingdings" w:hint="default"/>
+      </w:rPr>
+    </w:lvl>
+    <w:lvl w:ilvl="3" w:tplc="FFFFFFFF" w:tentative="1">
+      <w:start w:val="1"/>
+      <w:numFmt w:val="bullet"/>
+      <w:lvlText w:val=""/>
+      <w:lvlJc w:val="left"/>
+      <w:pPr>
+        <w:ind w:left="2700" w:hanging="360"/>
+      </w:pPr>
+      <w:rPr>
+        <w:rFonts w:ascii="Symbol" w:hAnsi="Symbol" w:hint="default"/>
+      </w:rPr>
+    </w:lvl>
+    <w:lvl w:ilvl="4" w:tplc="FFFFFFFF" w:tentative="1">
+      <w:start w:val="1"/>
+      <w:numFmt w:val="bullet"/>
+      <w:lvlText w:val="o"/>
+      <w:lvlJc w:val="left"/>
+      <w:pPr>
+        <w:ind w:left="3420" w:hanging="360"/>
+      </w:pPr>
+      <w:rPr>
+        <w:rFonts w:ascii="Courier New" w:hAnsi="Courier New" w:cs="Courier New" w:hint="default"/>
+      </w:rPr>
+    </w:lvl>
+    <w:lvl w:ilvl="5" w:tplc="FFFFFFFF" w:tentative="1">
+      <w:start w:val="1"/>
+      <w:numFmt w:val="bullet"/>
+      <w:lvlText w:val=""/>
+      <w:lvlJc w:val="left"/>
+      <w:pPr>
+        <w:ind w:left="4140" w:hanging="360"/>
+      </w:pPr>
+      <w:rPr>
+        <w:rFonts w:ascii="Wingdings" w:hAnsi="Wingdings" w:hint="default"/>
+      </w:rPr>
+    </w:lvl>
+    <w:lvl w:ilvl="6" w:tplc="FFFFFFFF" w:tentative="1">
+      <w:start w:val="1"/>
+      <w:numFmt w:val="bullet"/>
+      <w:lvlText w:val=""/>
+      <w:lvlJc w:val="left"/>
+      <w:pPr>
+        <w:ind w:left="4860" w:hanging="360"/>
+      </w:pPr>
+      <w:rPr>
+        <w:rFonts w:ascii="Symbol" w:hAnsi="Symbol" w:hint="default"/>
+      </w:rPr>
+    </w:lvl>
+    <w:lvl w:ilvl="7" w:tplc="FFFFFFFF" w:tentative="1">
+      <w:start w:val="1"/>
+      <w:numFmt w:val="bullet"/>
+      <w:lvlText w:val="o"/>
+      <w:lvlJc w:val="left"/>
+      <w:pPr>
+        <w:ind w:left="5580" w:hanging="360"/>
+      </w:pPr>
+      <w:rPr>
+        <w:rFonts w:ascii="Courier New" w:hAnsi="Courier New" w:cs="Courier New" w:hint="default"/>
+      </w:rPr>
+    </w:lvl>
+    <w:lvl w:ilvl="8" w:tplc="FFFFFFFF" w:tentative="1">
+      <w:start w:val="1"/>
+      <w:numFmt w:val="bullet"/>
+      <w:lvlText w:val=""/>
+      <w:lvlJc w:val="left"/>
+      <w:pPr>
+        <w:ind w:left="6300" w:hanging="360"/>
+      </w:pPr>
+      <w:rPr>
+        <w:rFonts w:ascii="Wingdings" w:hAnsi="Wingdings" w:hint="default"/>
+      </w:rPr>
+    </w:lvl>
+  </w:abstractNum>
+  <w:abstractNum w:abstractNumId="5" w15:restartNumberingAfterBreak="0">
     <w:nsid w:val="1A7D58C0"/>
     <w:multiLevelType w:val="hybridMultilevel"/>
     <w:tmpl w:val="230E2F3E"/>
@@ -2089,7 +1516,7 @@
       </w:rPr>
     </w:lvl>
   </w:abstractNum>
-  <w:abstractNum w:abstractNumId="3" w15:restartNumberingAfterBreak="0">
+  <w:abstractNum w:abstractNumId="6" w15:restartNumberingAfterBreak="0">
     <w:nsid w:val="278010FA"/>
     <w:multiLevelType w:val="hybridMultilevel"/>
     <w:tmpl w:val="E7F8C25E"/>
@@ -2202,7 +1629,7 @@
       </w:rPr>
     </w:lvl>
   </w:abstractNum>
-  <w:abstractNum w:abstractNumId="4" w15:restartNumberingAfterBreak="0">
+  <w:abstractNum w:abstractNumId="7" w15:restartNumberingAfterBreak="0">
     <w:nsid w:val="29B424B5"/>
     <w:multiLevelType w:val="hybridMultilevel"/>
     <w:tmpl w:val="8DA22A34"/>
@@ -2293,7 +1720,120 @@
       </w:pPr>
     </w:lvl>
   </w:abstractNum>
-  <w:abstractNum w:abstractNumId="5" w15:restartNumberingAfterBreak="0">
+  <w:abstractNum w:abstractNumId="8" w15:restartNumberingAfterBreak="0">
+    <w:nsid w:val="2E215C87"/>
+    <w:multiLevelType w:val="hybridMultilevel"/>
+    <w:tmpl w:val="805CF07A"/>
+    <w:lvl w:ilvl="0" w:tplc="72DA9A82">
+      <w:numFmt w:val="bullet"/>
+      <w:lvlText w:val="-"/>
+      <w:lvlJc w:val="left"/>
+      <w:pPr>
+        <w:ind w:left="540" w:hanging="360"/>
+      </w:pPr>
+      <w:rPr>
+        <w:rFonts w:ascii="Arial" w:eastAsiaTheme="minorHAnsi" w:hAnsi="Arial" w:cs="Arial" w:hint="default"/>
+        <w:color w:val="1F1F1F"/>
+      </w:rPr>
+    </w:lvl>
+    <w:lvl w:ilvl="1" w:tplc="38090003" w:tentative="1">
+      <w:start w:val="1"/>
+      <w:numFmt w:val="bullet"/>
+      <w:lvlText w:val="o"/>
+      <w:lvlJc w:val="left"/>
+      <w:pPr>
+        <w:ind w:left="1260" w:hanging="360"/>
+      </w:pPr>
+      <w:rPr>
+        <w:rFonts w:ascii="Courier New" w:hAnsi="Courier New" w:cs="Courier New" w:hint="default"/>
+      </w:rPr>
+    </w:lvl>
+    <w:lvl w:ilvl="2" w:tplc="38090005" w:tentative="1">
+      <w:start w:val="1"/>
+      <w:numFmt w:val="bullet"/>
+      <w:lvlText w:val=""/>
+      <w:lvlJc w:val="left"/>
+      <w:pPr>
+        <w:ind w:left="1980" w:hanging="360"/>
+      </w:pPr>
+      <w:rPr>
+        <w:rFonts w:ascii="Wingdings" w:hAnsi="Wingdings" w:hint="default"/>
+      </w:rPr>
+    </w:lvl>
+    <w:lvl w:ilvl="3" w:tplc="38090001" w:tentative="1">
+      <w:start w:val="1"/>
+      <w:numFmt w:val="bullet"/>
+      <w:lvlText w:val=""/>
+      <w:lvlJc w:val="left"/>
+      <w:pPr>
+        <w:ind w:left="2700" w:hanging="360"/>
+      </w:pPr>
+      <w:rPr>
+        <w:rFonts w:ascii="Symbol" w:hAnsi="Symbol" w:hint="default"/>
+      </w:rPr>
+    </w:lvl>
+    <w:lvl w:ilvl="4" w:tplc="38090003" w:tentative="1">
+      <w:start w:val="1"/>
+      <w:numFmt w:val="bullet"/>
+      <w:lvlText w:val="o"/>
+      <w:lvlJc w:val="left"/>
+      <w:pPr>
+        <w:ind w:left="3420" w:hanging="360"/>
+      </w:pPr>
+      <w:rPr>
+        <w:rFonts w:ascii="Courier New" w:hAnsi="Courier New" w:cs="Courier New" w:hint="default"/>
+      </w:rPr>
+    </w:lvl>
+    <w:lvl w:ilvl="5" w:tplc="38090005" w:tentative="1">
+      <w:start w:val="1"/>
+      <w:numFmt w:val="bullet"/>
+      <w:lvlText w:val=""/>
+      <w:lvlJc w:val="left"/>
+      <w:pPr>
+        <w:ind w:left="4140" w:hanging="360"/>
+      </w:pPr>
+      <w:rPr>
+        <w:rFonts w:ascii="Wingdings" w:hAnsi="Wingdings" w:hint="default"/>
+      </w:rPr>
+    </w:lvl>
+    <w:lvl w:ilvl="6" w:tplc="38090001" w:tentative="1">
+      <w:start w:val="1"/>
+      <w:numFmt w:val="bullet"/>
+      <w:lvlText w:val=""/>
+      <w:lvlJc w:val="left"/>
+      <w:pPr>
+        <w:ind w:left="4860" w:hanging="360"/>
+      </w:pPr>
+      <w:rPr>
+        <w:rFonts w:ascii="Symbol" w:hAnsi="Symbol" w:hint="default"/>
+      </w:rPr>
+    </w:lvl>
+    <w:lvl w:ilvl="7" w:tplc="38090003" w:tentative="1">
+      <w:start w:val="1"/>
+      <w:numFmt w:val="bullet"/>
+      <w:lvlText w:val="o"/>
+      <w:lvlJc w:val="left"/>
+      <w:pPr>
+        <w:ind w:left="5580" w:hanging="360"/>
+      </w:pPr>
+      <w:rPr>
+        <w:rFonts w:ascii="Courier New" w:hAnsi="Courier New" w:cs="Courier New" w:hint="default"/>
+      </w:rPr>
+    </w:lvl>
+    <w:lvl w:ilvl="8" w:tplc="38090005" w:tentative="1">
+      <w:start w:val="1"/>
+      <w:numFmt w:val="bullet"/>
+      <w:lvlText w:val=""/>
+      <w:lvlJc w:val="left"/>
+      <w:pPr>
+        <w:ind w:left="6300" w:hanging="360"/>
+      </w:pPr>
+      <w:rPr>
+        <w:rFonts w:ascii="Wingdings" w:hAnsi="Wingdings" w:hint="default"/>
+      </w:rPr>
+    </w:lvl>
+  </w:abstractNum>
+  <w:abstractNum w:abstractNumId="9" w15:restartNumberingAfterBreak="0">
     <w:nsid w:val="38DC0DD1"/>
     <w:multiLevelType w:val="hybridMultilevel"/>
     <w:tmpl w:val="58B2FD20"/>
@@ -2406,7 +1946,7 @@
       </w:rPr>
     </w:lvl>
   </w:abstractNum>
-  <w:abstractNum w:abstractNumId="6" w15:restartNumberingAfterBreak="0">
+  <w:abstractNum w:abstractNumId="10" w15:restartNumberingAfterBreak="0">
     <w:nsid w:val="3AAE6705"/>
     <w:multiLevelType w:val="hybridMultilevel"/>
     <w:tmpl w:val="D56E69B6"/>
@@ -2519,7 +2059,120 @@
       </w:rPr>
     </w:lvl>
   </w:abstractNum>
-  <w:abstractNum w:abstractNumId="7" w15:restartNumberingAfterBreak="0">
+  <w:abstractNum w:abstractNumId="11" w15:restartNumberingAfterBreak="0">
+    <w:nsid w:val="3CEB53BB"/>
+    <w:multiLevelType w:val="hybridMultilevel"/>
+    <w:tmpl w:val="C7C2F932"/>
+    <w:lvl w:ilvl="0" w:tplc="72DA9A82">
+      <w:numFmt w:val="bullet"/>
+      <w:lvlText w:val="-"/>
+      <w:lvlJc w:val="left"/>
+      <w:pPr>
+        <w:ind w:left="720" w:hanging="360"/>
+      </w:pPr>
+      <w:rPr>
+        <w:rFonts w:ascii="Arial" w:eastAsiaTheme="minorHAnsi" w:hAnsi="Arial" w:cs="Arial" w:hint="default"/>
+        <w:color w:val="1F1F1F"/>
+      </w:rPr>
+    </w:lvl>
+    <w:lvl w:ilvl="1" w:tplc="38090003" w:tentative="1">
+      <w:start w:val="1"/>
+      <w:numFmt w:val="bullet"/>
+      <w:lvlText w:val="o"/>
+      <w:lvlJc w:val="left"/>
+      <w:pPr>
+        <w:ind w:left="1620" w:hanging="360"/>
+      </w:pPr>
+      <w:rPr>
+        <w:rFonts w:ascii="Courier New" w:hAnsi="Courier New" w:cs="Courier New" w:hint="default"/>
+      </w:rPr>
+    </w:lvl>
+    <w:lvl w:ilvl="2" w:tplc="38090005" w:tentative="1">
+      <w:start w:val="1"/>
+      <w:numFmt w:val="bullet"/>
+      <w:lvlText w:val=""/>
+      <w:lvlJc w:val="left"/>
+      <w:pPr>
+        <w:ind w:left="2340" w:hanging="360"/>
+      </w:pPr>
+      <w:rPr>
+        <w:rFonts w:ascii="Wingdings" w:hAnsi="Wingdings" w:hint="default"/>
+      </w:rPr>
+    </w:lvl>
+    <w:lvl w:ilvl="3" w:tplc="38090001" w:tentative="1">
+      <w:start w:val="1"/>
+      <w:numFmt w:val="bullet"/>
+      <w:lvlText w:val=""/>
+      <w:lvlJc w:val="left"/>
+      <w:pPr>
+        <w:ind w:left="3060" w:hanging="360"/>
+      </w:pPr>
+      <w:rPr>
+        <w:rFonts w:ascii="Symbol" w:hAnsi="Symbol" w:hint="default"/>
+      </w:rPr>
+    </w:lvl>
+    <w:lvl w:ilvl="4" w:tplc="38090003" w:tentative="1">
+      <w:start w:val="1"/>
+      <w:numFmt w:val="bullet"/>
+      <w:lvlText w:val="o"/>
+      <w:lvlJc w:val="left"/>
+      <w:pPr>
+        <w:ind w:left="3780" w:hanging="360"/>
+      </w:pPr>
+      <w:rPr>
+        <w:rFonts w:ascii="Courier New" w:hAnsi="Courier New" w:cs="Courier New" w:hint="default"/>
+      </w:rPr>
+    </w:lvl>
+    <w:lvl w:ilvl="5" w:tplc="38090005" w:tentative="1">
+      <w:start w:val="1"/>
+      <w:numFmt w:val="bullet"/>
+      <w:lvlText w:val=""/>
+      <w:lvlJc w:val="left"/>
+      <w:pPr>
+        <w:ind w:left="4500" w:hanging="360"/>
+      </w:pPr>
+      <w:rPr>
+        <w:rFonts w:ascii="Wingdings" w:hAnsi="Wingdings" w:hint="default"/>
+      </w:rPr>
+    </w:lvl>
+    <w:lvl w:ilvl="6" w:tplc="38090001" w:tentative="1">
+      <w:start w:val="1"/>
+      <w:numFmt w:val="bullet"/>
+      <w:lvlText w:val=""/>
+      <w:lvlJc w:val="left"/>
+      <w:pPr>
+        <w:ind w:left="5220" w:hanging="360"/>
+      </w:pPr>
+      <w:rPr>
+        <w:rFonts w:ascii="Symbol" w:hAnsi="Symbol" w:hint="default"/>
+      </w:rPr>
+    </w:lvl>
+    <w:lvl w:ilvl="7" w:tplc="38090003" w:tentative="1">
+      <w:start w:val="1"/>
+      <w:numFmt w:val="bullet"/>
+      <w:lvlText w:val="o"/>
+      <w:lvlJc w:val="left"/>
+      <w:pPr>
+        <w:ind w:left="5940" w:hanging="360"/>
+      </w:pPr>
+      <w:rPr>
+        <w:rFonts w:ascii="Courier New" w:hAnsi="Courier New" w:cs="Courier New" w:hint="default"/>
+      </w:rPr>
+    </w:lvl>
+    <w:lvl w:ilvl="8" w:tplc="38090005" w:tentative="1">
+      <w:start w:val="1"/>
+      <w:numFmt w:val="bullet"/>
+      <w:lvlText w:val=""/>
+      <w:lvlJc w:val="left"/>
+      <w:pPr>
+        <w:ind w:left="6660" w:hanging="360"/>
+      </w:pPr>
+      <w:rPr>
+        <w:rFonts w:ascii="Wingdings" w:hAnsi="Wingdings" w:hint="default"/>
+      </w:rPr>
+    </w:lvl>
+  </w:abstractNum>
+  <w:abstractNum w:abstractNumId="12" w15:restartNumberingAfterBreak="0">
     <w:nsid w:val="3F69738B"/>
     <w:multiLevelType w:val="hybridMultilevel"/>
     <w:tmpl w:val="F5C8935C"/>
@@ -2632,7 +2285,7 @@
       </w:rPr>
     </w:lvl>
   </w:abstractNum>
-  <w:abstractNum w:abstractNumId="8" w15:restartNumberingAfterBreak="0">
+  <w:abstractNum w:abstractNumId="13" w15:restartNumberingAfterBreak="0">
     <w:nsid w:val="400C4B70"/>
     <w:multiLevelType w:val="hybridMultilevel"/>
     <w:tmpl w:val="BDFC0FC0"/>
@@ -2745,7 +2398,7 @@
       </w:rPr>
     </w:lvl>
   </w:abstractNum>
-  <w:abstractNum w:abstractNumId="9" w15:restartNumberingAfterBreak="0">
+  <w:abstractNum w:abstractNumId="14" w15:restartNumberingAfterBreak="0">
     <w:nsid w:val="42532CAB"/>
     <w:multiLevelType w:val="hybridMultilevel"/>
     <w:tmpl w:val="9A72B1BC"/>
@@ -2858,7 +2511,7 @@
       </w:rPr>
     </w:lvl>
   </w:abstractNum>
-  <w:abstractNum w:abstractNumId="10" w15:restartNumberingAfterBreak="0">
+  <w:abstractNum w:abstractNumId="15" w15:restartNumberingAfterBreak="0">
     <w:nsid w:val="43461EBD"/>
     <w:multiLevelType w:val="hybridMultilevel"/>
     <w:tmpl w:val="DFF41670"/>
@@ -2971,7 +2624,120 @@
       </w:rPr>
     </w:lvl>
   </w:abstractNum>
-  <w:abstractNum w:abstractNumId="11" w15:restartNumberingAfterBreak="0">
+  <w:abstractNum w:abstractNumId="16" w15:restartNumberingAfterBreak="0">
+    <w:nsid w:val="46031EC5"/>
+    <w:multiLevelType w:val="hybridMultilevel"/>
+    <w:tmpl w:val="424857EE"/>
+    <w:lvl w:ilvl="0" w:tplc="38090001">
+      <w:start w:val="1"/>
+      <w:numFmt w:val="bullet"/>
+      <w:lvlText w:val=""/>
+      <w:lvlJc w:val="left"/>
+      <w:pPr>
+        <w:ind w:left="1146" w:hanging="360"/>
+      </w:pPr>
+      <w:rPr>
+        <w:rFonts w:ascii="Symbol" w:hAnsi="Symbol" w:hint="default"/>
+      </w:rPr>
+    </w:lvl>
+    <w:lvl w:ilvl="1" w:tplc="38090003" w:tentative="1">
+      <w:start w:val="1"/>
+      <w:numFmt w:val="bullet"/>
+      <w:lvlText w:val="o"/>
+      <w:lvlJc w:val="left"/>
+      <w:pPr>
+        <w:ind w:left="1866" w:hanging="360"/>
+      </w:pPr>
+      <w:rPr>
+        <w:rFonts w:ascii="Courier New" w:hAnsi="Courier New" w:cs="Courier New" w:hint="default"/>
+      </w:rPr>
+    </w:lvl>
+    <w:lvl w:ilvl="2" w:tplc="38090005" w:tentative="1">
+      <w:start w:val="1"/>
+      <w:numFmt w:val="bullet"/>
+      <w:lvlText w:val=""/>
+      <w:lvlJc w:val="left"/>
+      <w:pPr>
+        <w:ind w:left="2586" w:hanging="360"/>
+      </w:pPr>
+      <w:rPr>
+        <w:rFonts w:ascii="Wingdings" w:hAnsi="Wingdings" w:hint="default"/>
+      </w:rPr>
+    </w:lvl>
+    <w:lvl w:ilvl="3" w:tplc="38090001" w:tentative="1">
+      <w:start w:val="1"/>
+      <w:numFmt w:val="bullet"/>
+      <w:lvlText w:val=""/>
+      <w:lvlJc w:val="left"/>
+      <w:pPr>
+        <w:ind w:left="3306" w:hanging="360"/>
+      </w:pPr>
+      <w:rPr>
+        <w:rFonts w:ascii="Symbol" w:hAnsi="Symbol" w:hint="default"/>
+      </w:rPr>
+    </w:lvl>
+    <w:lvl w:ilvl="4" w:tplc="38090003" w:tentative="1">
+      <w:start w:val="1"/>
+      <w:numFmt w:val="bullet"/>
+      <w:lvlText w:val="o"/>
+      <w:lvlJc w:val="left"/>
+      <w:pPr>
+        <w:ind w:left="4026" w:hanging="360"/>
+      </w:pPr>
+      <w:rPr>
+        <w:rFonts w:ascii="Courier New" w:hAnsi="Courier New" w:cs="Courier New" w:hint="default"/>
+      </w:rPr>
+    </w:lvl>
+    <w:lvl w:ilvl="5" w:tplc="38090005" w:tentative="1">
+      <w:start w:val="1"/>
+      <w:numFmt w:val="bullet"/>
+      <w:lvlText w:val=""/>
+      <w:lvlJc w:val="left"/>
+      <w:pPr>
+        <w:ind w:left="4746" w:hanging="360"/>
+      </w:pPr>
+      <w:rPr>
+        <w:rFonts w:ascii="Wingdings" w:hAnsi="Wingdings" w:hint="default"/>
+      </w:rPr>
+    </w:lvl>
+    <w:lvl w:ilvl="6" w:tplc="38090001" w:tentative="1">
+      <w:start w:val="1"/>
+      <w:numFmt w:val="bullet"/>
+      <w:lvlText w:val=""/>
+      <w:lvlJc w:val="left"/>
+      <w:pPr>
+        <w:ind w:left="5466" w:hanging="360"/>
+      </w:pPr>
+      <w:rPr>
+        <w:rFonts w:ascii="Symbol" w:hAnsi="Symbol" w:hint="default"/>
+      </w:rPr>
+    </w:lvl>
+    <w:lvl w:ilvl="7" w:tplc="38090003" w:tentative="1">
+      <w:start w:val="1"/>
+      <w:numFmt w:val="bullet"/>
+      <w:lvlText w:val="o"/>
+      <w:lvlJc w:val="left"/>
+      <w:pPr>
+        <w:ind w:left="6186" w:hanging="360"/>
+      </w:pPr>
+      <w:rPr>
+        <w:rFonts w:ascii="Courier New" w:hAnsi="Courier New" w:cs="Courier New" w:hint="default"/>
+      </w:rPr>
+    </w:lvl>
+    <w:lvl w:ilvl="8" w:tplc="38090005" w:tentative="1">
+      <w:start w:val="1"/>
+      <w:numFmt w:val="bullet"/>
+      <w:lvlText w:val=""/>
+      <w:lvlJc w:val="left"/>
+      <w:pPr>
+        <w:ind w:left="6906" w:hanging="360"/>
+      </w:pPr>
+      <w:rPr>
+        <w:rFonts w:ascii="Wingdings" w:hAnsi="Wingdings" w:hint="default"/>
+      </w:rPr>
+    </w:lvl>
+  </w:abstractNum>
+  <w:abstractNum w:abstractNumId="17" w15:restartNumberingAfterBreak="0">
     <w:nsid w:val="476D5E06"/>
     <w:multiLevelType w:val="hybridMultilevel"/>
     <w:tmpl w:val="BB5C4714"/>
@@ -3084,61 +2850,7 @@
       </w:rPr>
     </w:lvl>
   </w:abstractNum>
-  <w:abstractNum w:abstractNumId="12" w15:restartNumberingAfterBreak="0">
-    <w:nsid w:val="4BA41363"/>
-    <w:multiLevelType w:val="multilevel"/>
-    <w:tmpl w:val="F596176E"/>
-    <w:lvl w:ilvl="0">
-      <w:start w:val="1"/>
-      <w:numFmt w:val="bullet"/>
-      <w:lvlText w:val="•"/>
-      <w:lvlJc w:val="left"/>
-      <w:pPr>
-        <w:ind w:left="360" w:hanging="180"/>
-      </w:pPr>
-    </w:lvl>
-    <w:lvl w:ilvl="1">
-      <w:numFmt w:val="decimal"/>
-      <w:lvlText w:val=""/>
-      <w:lvlJc w:val="left"/>
-    </w:lvl>
-    <w:lvl w:ilvl="2">
-      <w:numFmt w:val="decimal"/>
-      <w:lvlText w:val=""/>
-      <w:lvlJc w:val="left"/>
-    </w:lvl>
-    <w:lvl w:ilvl="3">
-      <w:numFmt w:val="decimal"/>
-      <w:lvlText w:val=""/>
-      <w:lvlJc w:val="left"/>
-    </w:lvl>
-    <w:lvl w:ilvl="4">
-      <w:numFmt w:val="decimal"/>
-      <w:lvlText w:val=""/>
-      <w:lvlJc w:val="left"/>
-    </w:lvl>
-    <w:lvl w:ilvl="5">
-      <w:numFmt w:val="decimal"/>
-      <w:lvlText w:val=""/>
-      <w:lvlJc w:val="left"/>
-    </w:lvl>
-    <w:lvl w:ilvl="6">
-      <w:numFmt w:val="decimal"/>
-      <w:lvlText w:val=""/>
-      <w:lvlJc w:val="left"/>
-    </w:lvl>
-    <w:lvl w:ilvl="7">
-      <w:numFmt w:val="decimal"/>
-      <w:lvlText w:val=""/>
-      <w:lvlJc w:val="left"/>
-    </w:lvl>
-    <w:lvl w:ilvl="8">
-      <w:numFmt w:val="decimal"/>
-      <w:lvlText w:val=""/>
-      <w:lvlJc w:val="left"/>
-    </w:lvl>
-  </w:abstractNum>
-  <w:abstractNum w:abstractNumId="13" w15:restartNumberingAfterBreak="0">
+  <w:abstractNum w:abstractNumId="18" w15:restartNumberingAfterBreak="0">
     <w:nsid w:val="4D3D6669"/>
     <w:multiLevelType w:val="hybridMultilevel"/>
     <w:tmpl w:val="1A2427D0"/>
@@ -3251,7 +2963,7 @@
       </w:rPr>
     </w:lvl>
   </w:abstractNum>
-  <w:abstractNum w:abstractNumId="14" w15:restartNumberingAfterBreak="0">
+  <w:abstractNum w:abstractNumId="19" w15:restartNumberingAfterBreak="0">
     <w:nsid w:val="4F070DBA"/>
     <w:multiLevelType w:val="hybridMultilevel"/>
     <w:tmpl w:val="A96AEE6A"/>
@@ -3364,7 +3076,120 @@
       </w:rPr>
     </w:lvl>
   </w:abstractNum>
-  <w:abstractNum w:abstractNumId="15" w15:restartNumberingAfterBreak="0">
+  <w:abstractNum w:abstractNumId="20" w15:restartNumberingAfterBreak="0">
+    <w:nsid w:val="51805584"/>
+    <w:multiLevelType w:val="hybridMultilevel"/>
+    <w:tmpl w:val="F6DC0158"/>
+    <w:lvl w:ilvl="0" w:tplc="38090001">
+      <w:start w:val="1"/>
+      <w:numFmt w:val="bullet"/>
+      <w:lvlText w:val=""/>
+      <w:lvlJc w:val="left"/>
+      <w:pPr>
+        <w:ind w:left="900" w:hanging="360"/>
+      </w:pPr>
+      <w:rPr>
+        <w:rFonts w:ascii="Symbol" w:hAnsi="Symbol" w:hint="default"/>
+      </w:rPr>
+    </w:lvl>
+    <w:lvl w:ilvl="1" w:tplc="38090003" w:tentative="1">
+      <w:start w:val="1"/>
+      <w:numFmt w:val="bullet"/>
+      <w:lvlText w:val="o"/>
+      <w:lvlJc w:val="left"/>
+      <w:pPr>
+        <w:ind w:left="1620" w:hanging="360"/>
+      </w:pPr>
+      <w:rPr>
+        <w:rFonts w:ascii="Courier New" w:hAnsi="Courier New" w:cs="Courier New" w:hint="default"/>
+      </w:rPr>
+    </w:lvl>
+    <w:lvl w:ilvl="2" w:tplc="38090005" w:tentative="1">
+      <w:start w:val="1"/>
+      <w:numFmt w:val="bullet"/>
+      <w:lvlText w:val=""/>
+      <w:lvlJc w:val="left"/>
+      <w:pPr>
+        <w:ind w:left="2340" w:hanging="360"/>
+      </w:pPr>
+      <w:rPr>
+        <w:rFonts w:ascii="Wingdings" w:hAnsi="Wingdings" w:hint="default"/>
+      </w:rPr>
+    </w:lvl>
+    <w:lvl w:ilvl="3" w:tplc="38090001" w:tentative="1">
+      <w:start w:val="1"/>
+      <w:numFmt w:val="bullet"/>
+      <w:lvlText w:val=""/>
+      <w:lvlJc w:val="left"/>
+      <w:pPr>
+        <w:ind w:left="3060" w:hanging="360"/>
+      </w:pPr>
+      <w:rPr>
+        <w:rFonts w:ascii="Symbol" w:hAnsi="Symbol" w:hint="default"/>
+      </w:rPr>
+    </w:lvl>
+    <w:lvl w:ilvl="4" w:tplc="38090003" w:tentative="1">
+      <w:start w:val="1"/>
+      <w:numFmt w:val="bullet"/>
+      <w:lvlText w:val="o"/>
+      <w:lvlJc w:val="left"/>
+      <w:pPr>
+        <w:ind w:left="3780" w:hanging="360"/>
+      </w:pPr>
+      <w:rPr>
+        <w:rFonts w:ascii="Courier New" w:hAnsi="Courier New" w:cs="Courier New" w:hint="default"/>
+      </w:rPr>
+    </w:lvl>
+    <w:lvl w:ilvl="5" w:tplc="38090005" w:tentative="1">
+      <w:start w:val="1"/>
+      <w:numFmt w:val="bullet"/>
+      <w:lvlText w:val=""/>
+      <w:lvlJc w:val="left"/>
+      <w:pPr>
+        <w:ind w:left="4500" w:hanging="360"/>
+      </w:pPr>
+      <w:rPr>
+        <w:rFonts w:ascii="Wingdings" w:hAnsi="Wingdings" w:hint="default"/>
+      </w:rPr>
+    </w:lvl>
+    <w:lvl w:ilvl="6" w:tplc="38090001" w:tentative="1">
+      <w:start w:val="1"/>
+      <w:numFmt w:val="bullet"/>
+      <w:lvlText w:val=""/>
+      <w:lvlJc w:val="left"/>
+      <w:pPr>
+        <w:ind w:left="5220" w:hanging="360"/>
+      </w:pPr>
+      <w:rPr>
+        <w:rFonts w:ascii="Symbol" w:hAnsi="Symbol" w:hint="default"/>
+      </w:rPr>
+    </w:lvl>
+    <w:lvl w:ilvl="7" w:tplc="38090003" w:tentative="1">
+      <w:start w:val="1"/>
+      <w:numFmt w:val="bullet"/>
+      <w:lvlText w:val="o"/>
+      <w:lvlJc w:val="left"/>
+      <w:pPr>
+        <w:ind w:left="5940" w:hanging="360"/>
+      </w:pPr>
+      <w:rPr>
+        <w:rFonts w:ascii="Courier New" w:hAnsi="Courier New" w:cs="Courier New" w:hint="default"/>
+      </w:rPr>
+    </w:lvl>
+    <w:lvl w:ilvl="8" w:tplc="38090005" w:tentative="1">
+      <w:start w:val="1"/>
+      <w:numFmt w:val="bullet"/>
+      <w:lvlText w:val=""/>
+      <w:lvlJc w:val="left"/>
+      <w:pPr>
+        <w:ind w:left="6660" w:hanging="360"/>
+      </w:pPr>
+      <w:rPr>
+        <w:rFonts w:ascii="Wingdings" w:hAnsi="Wingdings" w:hint="default"/>
+      </w:rPr>
+    </w:lvl>
+  </w:abstractNum>
+  <w:abstractNum w:abstractNumId="21" w15:restartNumberingAfterBreak="0">
     <w:nsid w:val="52B47B62"/>
     <w:multiLevelType w:val="hybridMultilevel"/>
     <w:tmpl w:val="6EF65338"/>
@@ -3477,7 +3302,7 @@
       </w:rPr>
     </w:lvl>
   </w:abstractNum>
-  <w:abstractNum w:abstractNumId="16" w15:restartNumberingAfterBreak="0">
+  <w:abstractNum w:abstractNumId="22" w15:restartNumberingAfterBreak="0">
     <w:nsid w:val="537044E2"/>
     <w:multiLevelType w:val="hybridMultilevel"/>
     <w:tmpl w:val="9A66CF90"/>
@@ -3590,7 +3415,7 @@
       </w:rPr>
     </w:lvl>
   </w:abstractNum>
-  <w:abstractNum w:abstractNumId="17" w15:restartNumberingAfterBreak="0">
+  <w:abstractNum w:abstractNumId="23" w15:restartNumberingAfterBreak="0">
     <w:nsid w:val="5D012979"/>
     <w:multiLevelType w:val="multilevel"/>
     <w:tmpl w:val="A860EB1C"/>
@@ -3739,7 +3564,7 @@
       </w:rPr>
     </w:lvl>
   </w:abstractNum>
-  <w:abstractNum w:abstractNumId="18" w15:restartNumberingAfterBreak="0">
+  <w:abstractNum w:abstractNumId="24" w15:restartNumberingAfterBreak="0">
     <w:nsid w:val="5D9B3B45"/>
     <w:multiLevelType w:val="hybridMultilevel"/>
     <w:tmpl w:val="16E22E62"/>
@@ -3852,7 +3677,7 @@
       </w:rPr>
     </w:lvl>
   </w:abstractNum>
-  <w:abstractNum w:abstractNumId="19" w15:restartNumberingAfterBreak="0">
+  <w:abstractNum w:abstractNumId="25" w15:restartNumberingAfterBreak="0">
     <w:nsid w:val="60ED208B"/>
     <w:multiLevelType w:val="hybridMultilevel"/>
     <w:tmpl w:val="77D0CF08"/>
@@ -3965,7 +3790,233 @@
       </w:rPr>
     </w:lvl>
   </w:abstractNum>
-  <w:abstractNum w:abstractNumId="20" w15:restartNumberingAfterBreak="0">
+  <w:abstractNum w:abstractNumId="26" w15:restartNumberingAfterBreak="0">
+    <w:nsid w:val="648748A9"/>
+    <w:multiLevelType w:val="hybridMultilevel"/>
+    <w:tmpl w:val="5B761C62"/>
+    <w:lvl w:ilvl="0" w:tplc="38090001">
+      <w:start w:val="1"/>
+      <w:numFmt w:val="bullet"/>
+      <w:lvlText w:val=""/>
+      <w:lvlJc w:val="left"/>
+      <w:pPr>
+        <w:ind w:left="900" w:hanging="360"/>
+      </w:pPr>
+      <w:rPr>
+        <w:rFonts w:ascii="Symbol" w:hAnsi="Symbol" w:hint="default"/>
+      </w:rPr>
+    </w:lvl>
+    <w:lvl w:ilvl="1" w:tplc="38090003" w:tentative="1">
+      <w:start w:val="1"/>
+      <w:numFmt w:val="bullet"/>
+      <w:lvlText w:val="o"/>
+      <w:lvlJc w:val="left"/>
+      <w:pPr>
+        <w:ind w:left="1620" w:hanging="360"/>
+      </w:pPr>
+      <w:rPr>
+        <w:rFonts w:ascii="Courier New" w:hAnsi="Courier New" w:cs="Courier New" w:hint="default"/>
+      </w:rPr>
+    </w:lvl>
+    <w:lvl w:ilvl="2" w:tplc="38090005" w:tentative="1">
+      <w:start w:val="1"/>
+      <w:numFmt w:val="bullet"/>
+      <w:lvlText w:val=""/>
+      <w:lvlJc w:val="left"/>
+      <w:pPr>
+        <w:ind w:left="2340" w:hanging="360"/>
+      </w:pPr>
+      <w:rPr>
+        <w:rFonts w:ascii="Wingdings" w:hAnsi="Wingdings" w:hint="default"/>
+      </w:rPr>
+    </w:lvl>
+    <w:lvl w:ilvl="3" w:tplc="38090001" w:tentative="1">
+      <w:start w:val="1"/>
+      <w:numFmt w:val="bullet"/>
+      <w:lvlText w:val=""/>
+      <w:lvlJc w:val="left"/>
+      <w:pPr>
+        <w:ind w:left="3060" w:hanging="360"/>
+      </w:pPr>
+      <w:rPr>
+        <w:rFonts w:ascii="Symbol" w:hAnsi="Symbol" w:hint="default"/>
+      </w:rPr>
+    </w:lvl>
+    <w:lvl w:ilvl="4" w:tplc="38090003" w:tentative="1">
+      <w:start w:val="1"/>
+      <w:numFmt w:val="bullet"/>
+      <w:lvlText w:val="o"/>
+      <w:lvlJc w:val="left"/>
+      <w:pPr>
+        <w:ind w:left="3780" w:hanging="360"/>
+      </w:pPr>
+      <w:rPr>
+        <w:rFonts w:ascii="Courier New" w:hAnsi="Courier New" w:cs="Courier New" w:hint="default"/>
+      </w:rPr>
+    </w:lvl>
+    <w:lvl w:ilvl="5" w:tplc="38090005" w:tentative="1">
+      <w:start w:val="1"/>
+      <w:numFmt w:val="bullet"/>
+      <w:lvlText w:val=""/>
+      <w:lvlJc w:val="left"/>
+      <w:pPr>
+        <w:ind w:left="4500" w:hanging="360"/>
+      </w:pPr>
+      <w:rPr>
+        <w:rFonts w:ascii="Wingdings" w:hAnsi="Wingdings" w:hint="default"/>
+      </w:rPr>
+    </w:lvl>
+    <w:lvl w:ilvl="6" w:tplc="38090001" w:tentative="1">
+      <w:start w:val="1"/>
+      <w:numFmt w:val="bullet"/>
+      <w:lvlText w:val=""/>
+      <w:lvlJc w:val="left"/>
+      <w:pPr>
+        <w:ind w:left="5220" w:hanging="360"/>
+      </w:pPr>
+      <w:rPr>
+        <w:rFonts w:ascii="Symbol" w:hAnsi="Symbol" w:hint="default"/>
+      </w:rPr>
+    </w:lvl>
+    <w:lvl w:ilvl="7" w:tplc="38090003" w:tentative="1">
+      <w:start w:val="1"/>
+      <w:numFmt w:val="bullet"/>
+      <w:lvlText w:val="o"/>
+      <w:lvlJc w:val="left"/>
+      <w:pPr>
+        <w:ind w:left="5940" w:hanging="360"/>
+      </w:pPr>
+      <w:rPr>
+        <w:rFonts w:ascii="Courier New" w:hAnsi="Courier New" w:cs="Courier New" w:hint="default"/>
+      </w:rPr>
+    </w:lvl>
+    <w:lvl w:ilvl="8" w:tplc="38090005" w:tentative="1">
+      <w:start w:val="1"/>
+      <w:numFmt w:val="bullet"/>
+      <w:lvlText w:val=""/>
+      <w:lvlJc w:val="left"/>
+      <w:pPr>
+        <w:ind w:left="6660" w:hanging="360"/>
+      </w:pPr>
+      <w:rPr>
+        <w:rFonts w:ascii="Wingdings" w:hAnsi="Wingdings" w:hint="default"/>
+      </w:rPr>
+    </w:lvl>
+  </w:abstractNum>
+  <w:abstractNum w:abstractNumId="27" w15:restartNumberingAfterBreak="0">
+    <w:nsid w:val="657035AC"/>
+    <w:multiLevelType w:val="hybridMultilevel"/>
+    <w:tmpl w:val="68A4BD7E"/>
+    <w:lvl w:ilvl="0" w:tplc="38090001">
+      <w:start w:val="1"/>
+      <w:numFmt w:val="bullet"/>
+      <w:lvlText w:val=""/>
+      <w:lvlJc w:val="left"/>
+      <w:pPr>
+        <w:ind w:left="720" w:hanging="360"/>
+      </w:pPr>
+      <w:rPr>
+        <w:rFonts w:ascii="Symbol" w:hAnsi="Symbol" w:hint="default"/>
+      </w:rPr>
+    </w:lvl>
+    <w:lvl w:ilvl="1" w:tplc="38090003" w:tentative="1">
+      <w:start w:val="1"/>
+      <w:numFmt w:val="bullet"/>
+      <w:lvlText w:val="o"/>
+      <w:lvlJc w:val="left"/>
+      <w:pPr>
+        <w:ind w:left="1440" w:hanging="360"/>
+      </w:pPr>
+      <w:rPr>
+        <w:rFonts w:ascii="Courier New" w:hAnsi="Courier New" w:cs="Courier New" w:hint="default"/>
+      </w:rPr>
+    </w:lvl>
+    <w:lvl w:ilvl="2" w:tplc="38090005" w:tentative="1">
+      <w:start w:val="1"/>
+      <w:numFmt w:val="bullet"/>
+      <w:lvlText w:val=""/>
+      <w:lvlJc w:val="left"/>
+      <w:pPr>
+        <w:ind w:left="2160" w:hanging="360"/>
+      </w:pPr>
+      <w:rPr>
+        <w:rFonts w:ascii="Wingdings" w:hAnsi="Wingdings" w:hint="default"/>
+      </w:rPr>
+    </w:lvl>
+    <w:lvl w:ilvl="3" w:tplc="38090001" w:tentative="1">
+      <w:start w:val="1"/>
+      <w:numFmt w:val="bullet"/>
+      <w:lvlText w:val=""/>
+      <w:lvlJc w:val="left"/>
+      <w:pPr>
+        <w:ind w:left="2880" w:hanging="360"/>
+      </w:pPr>
+      <w:rPr>
+        <w:rFonts w:ascii="Symbol" w:hAnsi="Symbol" w:hint="default"/>
+      </w:rPr>
+    </w:lvl>
+    <w:lvl w:ilvl="4" w:tplc="38090003" w:tentative="1">
+      <w:start w:val="1"/>
+      <w:numFmt w:val="bullet"/>
+      <w:lvlText w:val="o"/>
+      <w:lvlJc w:val="left"/>
+      <w:pPr>
+        <w:ind w:left="3600" w:hanging="360"/>
+      </w:pPr>
+      <w:rPr>
+        <w:rFonts w:ascii="Courier New" w:hAnsi="Courier New" w:cs="Courier New" w:hint="default"/>
+      </w:rPr>
+    </w:lvl>
+    <w:lvl w:ilvl="5" w:tplc="38090005" w:tentative="1">
+      <w:start w:val="1"/>
+      <w:numFmt w:val="bullet"/>
+      <w:lvlText w:val=""/>
+      <w:lvlJc w:val="left"/>
+      <w:pPr>
+        <w:ind w:left="4320" w:hanging="360"/>
+      </w:pPr>
+      <w:rPr>
+        <w:rFonts w:ascii="Wingdings" w:hAnsi="Wingdings" w:hint="default"/>
+      </w:rPr>
+    </w:lvl>
+    <w:lvl w:ilvl="6" w:tplc="38090001" w:tentative="1">
+      <w:start w:val="1"/>
+      <w:numFmt w:val="bullet"/>
+      <w:lvlText w:val=""/>
+      <w:lvlJc w:val="left"/>
+      <w:pPr>
+        <w:ind w:left="5040" w:hanging="360"/>
+      </w:pPr>
+      <w:rPr>
+        <w:rFonts w:ascii="Symbol" w:hAnsi="Symbol" w:hint="default"/>
+      </w:rPr>
+    </w:lvl>
+    <w:lvl w:ilvl="7" w:tplc="38090003" w:tentative="1">
+      <w:start w:val="1"/>
+      <w:numFmt w:val="bullet"/>
+      <w:lvlText w:val="o"/>
+      <w:lvlJc w:val="left"/>
+      <w:pPr>
+        <w:ind w:left="5760" w:hanging="360"/>
+      </w:pPr>
+      <w:rPr>
+        <w:rFonts w:ascii="Courier New" w:hAnsi="Courier New" w:cs="Courier New" w:hint="default"/>
+      </w:rPr>
+    </w:lvl>
+    <w:lvl w:ilvl="8" w:tplc="38090005" w:tentative="1">
+      <w:start w:val="1"/>
+      <w:numFmt w:val="bullet"/>
+      <w:lvlText w:val=""/>
+      <w:lvlJc w:val="left"/>
+      <w:pPr>
+        <w:ind w:left="6480" w:hanging="360"/>
+      </w:pPr>
+      <w:rPr>
+        <w:rFonts w:ascii="Wingdings" w:hAnsi="Wingdings" w:hint="default"/>
+      </w:rPr>
+    </w:lvl>
+  </w:abstractNum>
+  <w:abstractNum w:abstractNumId="28" w15:restartNumberingAfterBreak="0">
     <w:nsid w:val="6CD57652"/>
     <w:multiLevelType w:val="hybridMultilevel"/>
     <w:tmpl w:val="F632658A"/>
@@ -4078,7 +4129,7 @@
       </w:rPr>
     </w:lvl>
   </w:abstractNum>
-  <w:abstractNum w:abstractNumId="21" w15:restartNumberingAfterBreak="0">
+  <w:abstractNum w:abstractNumId="29" w15:restartNumberingAfterBreak="0">
     <w:nsid w:val="6CDE3F2E"/>
     <w:multiLevelType w:val="hybridMultilevel"/>
     <w:tmpl w:val="FFF402AC"/>
@@ -4190,7 +4241,7 @@
       </w:rPr>
     </w:lvl>
   </w:abstractNum>
-  <w:abstractNum w:abstractNumId="22" w15:restartNumberingAfterBreak="0">
+  <w:abstractNum w:abstractNumId="30" w15:restartNumberingAfterBreak="0">
     <w:nsid w:val="7558720D"/>
     <w:multiLevelType w:val="hybridMultilevel"/>
     <w:tmpl w:val="52FE6D44"/>
@@ -4303,7 +4354,7 @@
       </w:rPr>
     </w:lvl>
   </w:abstractNum>
-  <w:abstractNum w:abstractNumId="23" w15:restartNumberingAfterBreak="0">
+  <w:abstractNum w:abstractNumId="31" w15:restartNumberingAfterBreak="0">
     <w:nsid w:val="7570093B"/>
     <w:multiLevelType w:val="hybridMultilevel"/>
     <w:tmpl w:val="AC5610D4"/>
@@ -4416,7 +4467,7 @@
       </w:rPr>
     </w:lvl>
   </w:abstractNum>
-  <w:abstractNum w:abstractNumId="24" w15:restartNumberingAfterBreak="0">
+  <w:abstractNum w:abstractNumId="32" w15:restartNumberingAfterBreak="0">
     <w:nsid w:val="767D7B2D"/>
     <w:multiLevelType w:val="hybridMultilevel"/>
     <w:tmpl w:val="7CBC9420"/>
@@ -4529,7 +4580,7 @@
       </w:rPr>
     </w:lvl>
   </w:abstractNum>
-  <w:abstractNum w:abstractNumId="25" w15:restartNumberingAfterBreak="0">
+  <w:abstractNum w:abstractNumId="33" w15:restartNumberingAfterBreak="0">
     <w:nsid w:val="78797C9C"/>
     <w:multiLevelType w:val="hybridMultilevel"/>
     <w:tmpl w:val="825C7400"/>
@@ -4642,7 +4693,7 @@
       </w:rPr>
     </w:lvl>
   </w:abstractNum>
-  <w:abstractNum w:abstractNumId="26" w15:restartNumberingAfterBreak="0">
+  <w:abstractNum w:abstractNumId="34" w15:restartNumberingAfterBreak="0">
     <w:nsid w:val="78B7494A"/>
     <w:multiLevelType w:val="hybridMultilevel"/>
     <w:tmpl w:val="1E2A9282"/>
@@ -4755,7 +4806,120 @@
       </w:rPr>
     </w:lvl>
   </w:abstractNum>
-  <w:abstractNum w:abstractNumId="27" w15:restartNumberingAfterBreak="0">
+  <w:abstractNum w:abstractNumId="35" w15:restartNumberingAfterBreak="0">
+    <w:nsid w:val="7988351C"/>
+    <w:multiLevelType w:val="hybridMultilevel"/>
+    <w:tmpl w:val="5BE27D34"/>
+    <w:lvl w:ilvl="0" w:tplc="38090001">
+      <w:start w:val="1"/>
+      <w:numFmt w:val="bullet"/>
+      <w:lvlText w:val=""/>
+      <w:lvlJc w:val="left"/>
+      <w:pPr>
+        <w:ind w:left="720" w:hanging="360"/>
+      </w:pPr>
+      <w:rPr>
+        <w:rFonts w:ascii="Symbol" w:hAnsi="Symbol" w:hint="default"/>
+      </w:rPr>
+    </w:lvl>
+    <w:lvl w:ilvl="1" w:tplc="38090003" w:tentative="1">
+      <w:start w:val="1"/>
+      <w:numFmt w:val="bullet"/>
+      <w:lvlText w:val="o"/>
+      <w:lvlJc w:val="left"/>
+      <w:pPr>
+        <w:ind w:left="1440" w:hanging="360"/>
+      </w:pPr>
+      <w:rPr>
+        <w:rFonts w:ascii="Courier New" w:hAnsi="Courier New" w:cs="Courier New" w:hint="default"/>
+      </w:rPr>
+    </w:lvl>
+    <w:lvl w:ilvl="2" w:tplc="38090005" w:tentative="1">
+      <w:start w:val="1"/>
+      <w:numFmt w:val="bullet"/>
+      <w:lvlText w:val=""/>
+      <w:lvlJc w:val="left"/>
+      <w:pPr>
+        <w:ind w:left="2160" w:hanging="360"/>
+      </w:pPr>
+      <w:rPr>
+        <w:rFonts w:ascii="Wingdings" w:hAnsi="Wingdings" w:hint="default"/>
+      </w:rPr>
+    </w:lvl>
+    <w:lvl w:ilvl="3" w:tplc="38090001" w:tentative="1">
+      <w:start w:val="1"/>
+      <w:numFmt w:val="bullet"/>
+      <w:lvlText w:val=""/>
+      <w:lvlJc w:val="left"/>
+      <w:pPr>
+        <w:ind w:left="2880" w:hanging="360"/>
+      </w:pPr>
+      <w:rPr>
+        <w:rFonts w:ascii="Symbol" w:hAnsi="Symbol" w:hint="default"/>
+      </w:rPr>
+    </w:lvl>
+    <w:lvl w:ilvl="4" w:tplc="38090003" w:tentative="1">
+      <w:start w:val="1"/>
+      <w:numFmt w:val="bullet"/>
+      <w:lvlText w:val="o"/>
+      <w:lvlJc w:val="left"/>
+      <w:pPr>
+        <w:ind w:left="3600" w:hanging="360"/>
+      </w:pPr>
+      <w:rPr>
+        <w:rFonts w:ascii="Courier New" w:hAnsi="Courier New" w:cs="Courier New" w:hint="default"/>
+      </w:rPr>
+    </w:lvl>
+    <w:lvl w:ilvl="5" w:tplc="38090005" w:tentative="1">
+      <w:start w:val="1"/>
+      <w:numFmt w:val="bullet"/>
+      <w:lvlText w:val=""/>
+      <w:lvlJc w:val="left"/>
+      <w:pPr>
+        <w:ind w:left="4320" w:hanging="360"/>
+      </w:pPr>
+      <w:rPr>
+        <w:rFonts w:ascii="Wingdings" w:hAnsi="Wingdings" w:hint="default"/>
+      </w:rPr>
+    </w:lvl>
+    <w:lvl w:ilvl="6" w:tplc="38090001" w:tentative="1">
+      <w:start w:val="1"/>
+      <w:numFmt w:val="bullet"/>
+      <w:lvlText w:val=""/>
+      <w:lvlJc w:val="left"/>
+      <w:pPr>
+        <w:ind w:left="5040" w:hanging="360"/>
+      </w:pPr>
+      <w:rPr>
+        <w:rFonts w:ascii="Symbol" w:hAnsi="Symbol" w:hint="default"/>
+      </w:rPr>
+    </w:lvl>
+    <w:lvl w:ilvl="7" w:tplc="38090003" w:tentative="1">
+      <w:start w:val="1"/>
+      <w:numFmt w:val="bullet"/>
+      <w:lvlText w:val="o"/>
+      <w:lvlJc w:val="left"/>
+      <w:pPr>
+        <w:ind w:left="5760" w:hanging="360"/>
+      </w:pPr>
+      <w:rPr>
+        <w:rFonts w:ascii="Courier New" w:hAnsi="Courier New" w:cs="Courier New" w:hint="default"/>
+      </w:rPr>
+    </w:lvl>
+    <w:lvl w:ilvl="8" w:tplc="38090005" w:tentative="1">
+      <w:start w:val="1"/>
+      <w:numFmt w:val="bullet"/>
+      <w:lvlText w:val=""/>
+      <w:lvlJc w:val="left"/>
+      <w:pPr>
+        <w:ind w:left="6480" w:hanging="360"/>
+      </w:pPr>
+      <w:rPr>
+        <w:rFonts w:ascii="Wingdings" w:hAnsi="Wingdings" w:hint="default"/>
+      </w:rPr>
+    </w:lvl>
+  </w:abstractNum>
+  <w:abstractNum w:abstractNumId="36" w15:restartNumberingAfterBreak="0">
     <w:nsid w:val="7E3B780E"/>
     <w:multiLevelType w:val="hybridMultilevel"/>
     <w:tmpl w:val="E26856D6"/>
@@ -4868,7 +5032,7 @@
       </w:rPr>
     </w:lvl>
   </w:abstractNum>
-  <w:abstractNum w:abstractNumId="28" w15:restartNumberingAfterBreak="0">
+  <w:abstractNum w:abstractNumId="37" w15:restartNumberingAfterBreak="0">
     <w:nsid w:val="7F4B40C1"/>
     <w:multiLevelType w:val="hybridMultilevel"/>
     <w:tmpl w:val="9E8CD320"/>
@@ -4981,7 +5145,7 @@
       </w:rPr>
     </w:lvl>
   </w:abstractNum>
-  <w:abstractNum w:abstractNumId="29" w15:restartNumberingAfterBreak="0">
+  <w:abstractNum w:abstractNumId="38" w15:restartNumberingAfterBreak="0">
     <w:nsid w:val="7FE9540C"/>
     <w:multiLevelType w:val="hybridMultilevel"/>
     <w:tmpl w:val="0DD04CE4"/>
@@ -5095,97 +5259,124 @@
     </w:lvl>
   </w:abstractNum>
   <w:num w:numId="1" w16cid:durableId="870803031">
-    <w:abstractNumId w:val="1"/>
+    <w:abstractNumId w:val="2"/>
   </w:num>
   <w:num w:numId="2" w16cid:durableId="1385372536">
     <w:abstractNumId w:val="0"/>
   </w:num>
   <w:num w:numId="3" w16cid:durableId="121390365">
+    <w:abstractNumId w:val="37"/>
+  </w:num>
+  <w:num w:numId="4" w16cid:durableId="1090807746">
+    <w:abstractNumId w:val="36"/>
+  </w:num>
+  <w:num w:numId="5" w16cid:durableId="1344166162">
+    <w:abstractNumId w:val="7"/>
+  </w:num>
+  <w:num w:numId="6" w16cid:durableId="2053579729">
+    <w:abstractNumId w:val="30"/>
+  </w:num>
+  <w:num w:numId="7" w16cid:durableId="529806622">
+    <w:abstractNumId w:val="15"/>
+  </w:num>
+  <w:num w:numId="8" w16cid:durableId="190413230">
+    <w:abstractNumId w:val="10"/>
+  </w:num>
+  <w:num w:numId="9" w16cid:durableId="350230790">
+    <w:abstractNumId w:val="17"/>
+  </w:num>
+  <w:num w:numId="10" w16cid:durableId="168105430">
+    <w:abstractNumId w:val="14"/>
+  </w:num>
+  <w:num w:numId="11" w16cid:durableId="829171640">
+    <w:abstractNumId w:val="32"/>
+  </w:num>
+  <w:num w:numId="12" w16cid:durableId="202257565">
+    <w:abstractNumId w:val="5"/>
+  </w:num>
+  <w:num w:numId="13" w16cid:durableId="1830631689">
+    <w:abstractNumId w:val="23"/>
+  </w:num>
+  <w:num w:numId="14" w16cid:durableId="1998413579">
+    <w:abstractNumId w:val="33"/>
+  </w:num>
+  <w:num w:numId="15" w16cid:durableId="1610353846">
+    <w:abstractNumId w:val="18"/>
+  </w:num>
+  <w:num w:numId="16" w16cid:durableId="1914897557">
+    <w:abstractNumId w:val="38"/>
+  </w:num>
+  <w:num w:numId="17" w16cid:durableId="1837107306">
+    <w:abstractNumId w:val="31"/>
+  </w:num>
+  <w:num w:numId="18" w16cid:durableId="138958536">
     <w:abstractNumId w:val="28"/>
   </w:num>
-  <w:num w:numId="4" w16cid:durableId="1090807746">
-    <w:abstractNumId w:val="27"/>
+  <w:num w:numId="19" w16cid:durableId="2022123223">
+    <w:abstractNumId w:val="13"/>
   </w:num>
-  <w:num w:numId="5" w16cid:durableId="1344166162">
+  <w:num w:numId="20" w16cid:durableId="527334387">
+    <w:abstractNumId w:val="34"/>
+  </w:num>
+  <w:num w:numId="21" w16cid:durableId="1829469720">
+    <w:abstractNumId w:val="12"/>
+  </w:num>
+  <w:num w:numId="22" w16cid:durableId="138423184">
+    <w:abstractNumId w:val="24"/>
+  </w:num>
+  <w:num w:numId="23" w16cid:durableId="1512601636">
+    <w:abstractNumId w:val="22"/>
+  </w:num>
+  <w:num w:numId="24" w16cid:durableId="1650018366">
+    <w:abstractNumId w:val="9"/>
+  </w:num>
+  <w:num w:numId="25" w16cid:durableId="2103258687">
+    <w:abstractNumId w:val="6"/>
+  </w:num>
+  <w:num w:numId="26" w16cid:durableId="648873808">
+    <w:abstractNumId w:val="25"/>
+  </w:num>
+  <w:num w:numId="27" w16cid:durableId="948512341">
+    <w:abstractNumId w:val="21"/>
+  </w:num>
+  <w:num w:numId="28" w16cid:durableId="1267270987">
+    <w:abstractNumId w:val="2"/>
+  </w:num>
+  <w:num w:numId="29" w16cid:durableId="731929844">
+    <w:abstractNumId w:val="19"/>
+  </w:num>
+  <w:num w:numId="30" w16cid:durableId="1852138008">
+    <w:abstractNumId w:val="29"/>
+  </w:num>
+  <w:num w:numId="31" w16cid:durableId="565147932">
+    <w:abstractNumId w:val="35"/>
+  </w:num>
+  <w:num w:numId="32" w16cid:durableId="1152916319">
+    <w:abstractNumId w:val="16"/>
+  </w:num>
+  <w:num w:numId="33" w16cid:durableId="1952469946">
+    <w:abstractNumId w:val="20"/>
+  </w:num>
+  <w:num w:numId="34" w16cid:durableId="1703283358">
+    <w:abstractNumId w:val="1"/>
+  </w:num>
+  <w:num w:numId="35" w16cid:durableId="28187024">
+    <w:abstractNumId w:val="26"/>
+  </w:num>
+  <w:num w:numId="36" w16cid:durableId="780340105">
+    <w:abstractNumId w:val="3"/>
+  </w:num>
+  <w:num w:numId="37" w16cid:durableId="739794291">
+    <w:abstractNumId w:val="11"/>
+  </w:num>
+  <w:num w:numId="38" w16cid:durableId="1505702306">
+    <w:abstractNumId w:val="8"/>
+  </w:num>
+  <w:num w:numId="39" w16cid:durableId="1305771818">
     <w:abstractNumId w:val="4"/>
   </w:num>
-  <w:num w:numId="6" w16cid:durableId="2053579729">
-    <w:abstractNumId w:val="22"/>
-  </w:num>
-  <w:num w:numId="7" w16cid:durableId="529806622">
-    <w:abstractNumId w:val="10"/>
-  </w:num>
-  <w:num w:numId="8" w16cid:durableId="190413230">
-    <w:abstractNumId w:val="6"/>
-  </w:num>
-  <w:num w:numId="9" w16cid:durableId="350230790">
-    <w:abstractNumId w:val="11"/>
-  </w:num>
-  <w:num w:numId="10" w16cid:durableId="168105430">
-    <w:abstractNumId w:val="9"/>
-  </w:num>
-  <w:num w:numId="11" w16cid:durableId="829171640">
-    <w:abstractNumId w:val="24"/>
-  </w:num>
-  <w:num w:numId="12" w16cid:durableId="202257565">
-    <w:abstractNumId w:val="2"/>
-  </w:num>
-  <w:num w:numId="13" w16cid:durableId="1830631689">
-    <w:abstractNumId w:val="17"/>
-  </w:num>
-  <w:num w:numId="14" w16cid:durableId="1998413579">
-    <w:abstractNumId w:val="25"/>
-  </w:num>
-  <w:num w:numId="15" w16cid:durableId="1610353846">
-    <w:abstractNumId w:val="13"/>
-  </w:num>
-  <w:num w:numId="16" w16cid:durableId="1914897557">
-    <w:abstractNumId w:val="29"/>
-  </w:num>
-  <w:num w:numId="17" w16cid:durableId="1837107306">
-    <w:abstractNumId w:val="23"/>
-  </w:num>
-  <w:num w:numId="18" w16cid:durableId="138958536">
-    <w:abstractNumId w:val="20"/>
-  </w:num>
-  <w:num w:numId="19" w16cid:durableId="2022123223">
-    <w:abstractNumId w:val="8"/>
-  </w:num>
-  <w:num w:numId="20" w16cid:durableId="527334387">
-    <w:abstractNumId w:val="26"/>
-  </w:num>
-  <w:num w:numId="21" w16cid:durableId="1829469720">
-    <w:abstractNumId w:val="7"/>
-  </w:num>
-  <w:num w:numId="22" w16cid:durableId="138423184">
-    <w:abstractNumId w:val="18"/>
-  </w:num>
-  <w:num w:numId="23" w16cid:durableId="1512601636">
-    <w:abstractNumId w:val="16"/>
-  </w:num>
-  <w:num w:numId="24" w16cid:durableId="1650018366">
-    <w:abstractNumId w:val="5"/>
-  </w:num>
-  <w:num w:numId="25" w16cid:durableId="2103258687">
-    <w:abstractNumId w:val="3"/>
-  </w:num>
-  <w:num w:numId="26" w16cid:durableId="648873808">
-    <w:abstractNumId w:val="19"/>
-  </w:num>
-  <w:num w:numId="27" w16cid:durableId="948512341">
-    <w:abstractNumId w:val="15"/>
-  </w:num>
-  <w:num w:numId="28" w16cid:durableId="1267270987">
-    <w:abstractNumId w:val="1"/>
-  </w:num>
-  <w:num w:numId="29" w16cid:durableId="731929844">
-    <w:abstractNumId w:val="14"/>
-  </w:num>
-  <w:num w:numId="30" w16cid:durableId="1852138008">
-    <w:abstractNumId w:val="21"/>
-  </w:num>
-  <w:num w:numId="31" w16cid:durableId="993337691">
-    <w:abstractNumId w:val="12"/>
+  <w:num w:numId="40" w16cid:durableId="1817720684">
+    <w:abstractNumId w:val="27"/>
   </w:num>
 </w:numbering>
 </file>
